--- a/Brijesh.docx
+++ b/Brijesh.docx
@@ -112,7 +112,7 @@
           <w14:ligatures w14:val="standardContextual"/>
         </w:rPr>
         <w:drawing>
-          <wp:inline distT="0" distB="0" distL="0" distR="0" wp14:anchorId="207A71A4" wp14:editId="718BD818">
+          <wp:inline distT="0" distB="0" distL="0" distR="0" wp14:anchorId="207A71A4" wp14:editId="6070F415">
             <wp:extent cx="90435" cy="90435"/>
             <wp:effectExtent l="0" t="0" r="5080" b="5080"/>
             <wp:docPr id="1035064889" name="Picture 5">
@@ -454,7 +454,7 @@
           <w14:ligatures w14:val="standardContextual"/>
         </w:rPr>
         <w:drawing>
-          <wp:inline distT="0" distB="0" distL="0" distR="0" wp14:anchorId="7BC67A6B" wp14:editId="174FF58D">
+          <wp:inline distT="0" distB="0" distL="0" distR="0" wp14:anchorId="7BC67A6B" wp14:editId="4DAC276A">
             <wp:extent cx="90435" cy="90435"/>
             <wp:effectExtent l="0" t="0" r="5080" b="5080"/>
             <wp:docPr id="969812819" name="Picture 5">
@@ -551,7 +551,7 @@
           <w14:ligatures w14:val="standardContextual"/>
         </w:rPr>
         <w:drawing>
-          <wp:inline distT="0" distB="0" distL="0" distR="0" wp14:anchorId="285933A9" wp14:editId="7BFF96FA">
+          <wp:inline distT="0" distB="0" distL="0" distR="0" wp14:anchorId="285933A9" wp14:editId="2255B923">
             <wp:extent cx="90435" cy="90435"/>
             <wp:effectExtent l="0" t="0" r="5080" b="5080"/>
             <wp:docPr id="1426461826" name="Picture 5">
@@ -694,16 +694,26 @@
           <w:sz w:val="24"/>
           <w:szCs w:val="24"/>
         </w:rPr>
-        <w:t>INTERNSHIPS</w:t>
-      </w:r>
-    </w:p>
-    <w:p>
-      <w:pPr>
-        <w:spacing w:after="0" w:line="240" w:lineRule="exact"/>
+        <w:t>EXPERIENCE</w:t>
+      </w:r>
+      <w:r>
         <w:rPr>
           <w:b/>
           <w:bCs/>
           <w:color w:val="auto"/>
+          <w:sz w:val="24"/>
+          <w:szCs w:val="24"/>
+        </w:rPr>
+        <w:t>S</w:t>
+      </w:r>
+    </w:p>
+    <w:p>
+      <w:pPr>
+        <w:spacing w:after="0" w:line="240" w:lineRule="exact"/>
+        <w:rPr>
+          <w:b/>
+          <w:bCs/>
+          <w:color w:val="auto"/>
           <w:szCs w:val="20"/>
           <w:u w:color="000000" w:themeColor="text1"/>
           <w:lang w:val="en-IN"/>
@@ -718,9 +728,12 @@
           <w:u w:color="000000" w:themeColor="text1"/>
           <w:lang w:val="en-IN"/>
         </w:rPr>
-        <w:t xml:space="preserve">AI Intern </w:t>
-      </w:r>
-      <w:r>
+        <w:t>Python Trainee Software Engineer | Worktual</w:t>
+      </w:r>
+    </w:p>
+    <w:p>
+      <w:pPr>
+        <w:spacing w:after="0" w:line="240" w:lineRule="exact"/>
         <w:rPr>
           <w:b/>
           <w:bCs/>
@@ -729,8 +742,7 @@
           <w:u w:color="000000" w:themeColor="text1"/>
           <w:lang w:val="en-IN"/>
         </w:rPr>
-        <w:t>|</w:t>
-      </w:r>
+      </w:pPr>
       <w:r>
         <w:rPr>
           <w:b/>
@@ -740,7 +752,7 @@
           <w:u w:color="000000" w:themeColor="text1"/>
           <w:lang w:val="en-IN"/>
         </w:rPr>
-        <w:t xml:space="preserve"> IPCS Global Solutions Pvt. Ltd.</w:t>
+        <w:t xml:space="preserve">February 2026 </w:t>
       </w:r>
       <w:r>
         <w:rPr>
@@ -751,7 +763,7 @@
           <w:u w:color="000000" w:themeColor="text1"/>
           <w:lang w:val="en-IN"/>
         </w:rPr>
-        <w:br/>
+        <w:t>–</w:t>
       </w:r>
       <w:r>
         <w:rPr>
@@ -762,51 +774,7 @@
           <w:u w:color="000000" w:themeColor="text1"/>
           <w:lang w:val="en-IN"/>
         </w:rPr>
-        <w:t xml:space="preserve">November </w:t>
-      </w:r>
-      <w:r>
-        <w:rPr>
-          <w:b/>
-          <w:bCs/>
-          <w:color w:val="auto"/>
-          <w:szCs w:val="20"/>
-          <w:u w:color="000000" w:themeColor="text1"/>
-          <w:lang w:val="en-IN"/>
-        </w:rPr>
-        <w:t>202</w:t>
-      </w:r>
-      <w:r>
-        <w:rPr>
-          <w:b/>
-          <w:bCs/>
-          <w:color w:val="auto"/>
-          <w:szCs w:val="20"/>
-          <w:u w:color="000000" w:themeColor="text1"/>
-          <w:lang w:val="en-IN"/>
-        </w:rPr>
-        <w:t>5</w:t>
-      </w:r>
-      <w:r>
-        <w:rPr>
-          <w:b/>
-          <w:bCs/>
-          <w:color w:val="auto"/>
-          <w:szCs w:val="20"/>
-          <w:u w:color="000000" w:themeColor="text1"/>
-          <w:lang w:val="en-IN"/>
-        </w:rPr>
-        <w:t xml:space="preserve"> – </w:t>
-      </w:r>
-      <w:r>
-        <w:rPr>
-          <w:b/>
-          <w:bCs/>
-          <w:color w:val="auto"/>
-          <w:szCs w:val="20"/>
-          <w:u w:color="000000" w:themeColor="text1"/>
-          <w:lang w:val="en-IN"/>
-        </w:rPr>
-        <w:t xml:space="preserve">Present </w:t>
+        <w:t xml:space="preserve"> Present</w:t>
       </w:r>
     </w:p>
     <w:p>
@@ -825,16 +793,15 @@
           <w:color w:val="auto"/>
           <w:sz w:val="18"/>
           <w:szCs w:val="18"/>
-          <w:lang w:val="en-IN"/>
-        </w:rPr>
-      </w:pPr>
-      <w:r>
-        <w:rPr>
-          <w:color w:val="auto"/>
-          <w:sz w:val="18"/>
-          <w:szCs w:val="18"/>
-        </w:rPr>
-        <w:t>Developed and optimized ML/DL models on real-world data using preprocessing, feature engineering, and tuning.</w:t>
+        </w:rPr>
+      </w:pPr>
+      <w:r>
+        <w:rPr>
+          <w:color w:val="auto"/>
+          <w:sz w:val="18"/>
+          <w:szCs w:val="18"/>
+        </w:rPr>
+        <w:t>Curated ontology-driven datasets for LLMs, enhancing data quality and contextual understanding.</w:t>
       </w:r>
     </w:p>
     <w:p>
@@ -853,16 +820,15 @@
           <w:color w:val="auto"/>
           <w:sz w:val="18"/>
           <w:szCs w:val="18"/>
-          <w:lang w:val="en-IN"/>
-        </w:rPr>
-      </w:pPr>
-      <w:r>
-        <w:rPr>
-          <w:color w:val="auto"/>
-          <w:sz w:val="18"/>
-          <w:szCs w:val="18"/>
-        </w:rPr>
-        <w:t>Implemented and evaluated classical ML and deep learning models using TensorFlow/Keras on structured datasets.</w:t>
+        </w:rPr>
+      </w:pPr>
+      <w:r>
+        <w:rPr>
+          <w:color w:val="auto"/>
+          <w:sz w:val="18"/>
+          <w:szCs w:val="18"/>
+        </w:rPr>
+        <w:t xml:space="preserve">Built AI agents and MCP-based integrations to automate workflows and enable seamless multi-service orchestration. </w:t>
       </w:r>
     </w:p>
     <w:p>
@@ -881,27 +847,27 @@
           <w:color w:val="auto"/>
           <w:sz w:val="18"/>
           <w:szCs w:val="18"/>
-          <w:lang w:val="en-IN"/>
-        </w:rPr>
-      </w:pPr>
-      <w:r>
-        <w:rPr>
-          <w:color w:val="auto"/>
-          <w:sz w:val="18"/>
-          <w:szCs w:val="18"/>
-          <w:lang w:val="en-IN"/>
-        </w:rPr>
-        <w:t>Performing data preprocessing, feature engineering, and exploratory analysis using Python, NumPy, Pandas, and SQL.</w:t>
-      </w:r>
-    </w:p>
-    <w:p>
-      <w:pPr>
-        <w:spacing w:after="0" w:line="240" w:lineRule="auto"/>
+        </w:rPr>
+      </w:pPr>
+      <w:r>
+        <w:rPr>
+          <w:color w:val="auto"/>
+          <w:sz w:val="18"/>
+          <w:szCs w:val="18"/>
+        </w:rPr>
+        <w:t>Fine-tuned LLMs using Unsloth, leveraging GRPO, ARGO, and GKD to enhance efficiency and controllability.</w:t>
+      </w:r>
+    </w:p>
+    <w:p>
+      <w:pPr>
+        <w:spacing w:after="0" w:line="240" w:lineRule="exact"/>
         <w:rPr>
           <w:b/>
           <w:bCs/>
           <w:color w:val="auto"/>
           <w:szCs w:val="20"/>
+          <w:u w:color="000000" w:themeColor="text1"/>
+          <w:lang w:val="en-IN"/>
         </w:rPr>
       </w:pPr>
       <w:r>
@@ -910,28 +876,22 @@
           <w:bCs/>
           <w:color w:val="auto"/>
           <w:szCs w:val="20"/>
-        </w:rPr>
-        <w:t>Audit Automation &amp; Analyst | Aamin Data Solutions</w:t>
-      </w:r>
-    </w:p>
-    <w:p>
-      <w:pPr>
-        <w:spacing w:after="0" w:line="240" w:lineRule="auto"/>
-        <w:rPr>
-          <w:color w:val="auto"/>
-          <w:szCs w:val="20"/>
-          <w:lang w:val="en-IN"/>
-        </w:rPr>
-      </w:pPr>
+          <w:u w:color="000000" w:themeColor="text1"/>
+          <w:lang w:val="en-IN"/>
+        </w:rPr>
+        <w:t>AI Intern | IPCS Global Solutions Pvt. Ltd.</w:t>
+      </w:r>
       <w:r>
         <w:rPr>
           <w:b/>
           <w:bCs/>
           <w:color w:val="auto"/>
           <w:szCs w:val="20"/>
-          <w:lang w:val="en-IN"/>
-        </w:rPr>
-        <w:t>May 2025 –</w:t>
+          <w:u w:color="000000" w:themeColor="text1"/>
+          <w:lang w:val="en-IN"/>
+        </w:rPr>
+        <w:br/>
+        <w:t xml:space="preserve">November 2025 – </w:t>
       </w:r>
       <w:r>
         <w:rPr>
@@ -939,19 +899,10 @@
           <w:bCs/>
           <w:color w:val="auto"/>
           <w:szCs w:val="20"/>
-          <w:lang w:val="en-IN"/>
-        </w:rPr>
-        <w:t xml:space="preserve"> October </w:t>
-      </w:r>
-      <w:r>
-        <w:rPr>
-          <w:b/>
-          <w:bCs/>
-          <w:color w:val="auto"/>
-          <w:szCs w:val="20"/>
-          <w:lang w:val="en-IN"/>
-        </w:rPr>
-        <w:t>2025</w:t>
+          <w:u w:color="000000" w:themeColor="text1"/>
+          <w:lang w:val="en-IN"/>
+        </w:rPr>
+        <w:t xml:space="preserve">January 2026 </w:t>
       </w:r>
     </w:p>
     <w:p>
@@ -978,38 +929,8 @@
           <w:color w:val="auto"/>
           <w:sz w:val="18"/>
           <w:szCs w:val="18"/>
-          <w:lang w:val="en-IN"/>
-        </w:rPr>
-        <w:t xml:space="preserve">Designed and deployed </w:t>
-      </w:r>
-      <w:r>
-        <w:rPr>
-          <w:b/>
-          <w:bCs/>
-          <w:color w:val="auto"/>
-          <w:sz w:val="18"/>
-          <w:szCs w:val="18"/>
-          <w:lang w:val="en-IN"/>
-        </w:rPr>
-        <w:t>10+ KNIME</w:t>
-      </w:r>
-      <w:r>
-        <w:rPr>
-          <w:color w:val="auto"/>
-          <w:sz w:val="18"/>
-          <w:szCs w:val="18"/>
-          <w:lang w:val="en-IN"/>
-        </w:rPr>
-        <w:t xml:space="preserve"> workflows to automate </w:t>
-      </w:r>
-      <w:r>
-        <w:rPr>
-          <w:color w:val="auto"/>
-          <w:sz w:val="18"/>
-          <w:szCs w:val="18"/>
-          <w:lang w:val="en-IN"/>
-        </w:rPr>
-        <w:t>audit checks, anomaly detection, and data validation tasks.</w:t>
+        </w:rPr>
+        <w:t>Developed and optimized ML/DL models on real-world data using preprocessing, feature engineering, and tuning.</w:t>
       </w:r>
     </w:p>
     <w:p>
@@ -1036,18 +957,8 @@
           <w:color w:val="auto"/>
           <w:sz w:val="18"/>
           <w:szCs w:val="18"/>
-          <w:lang w:val="en-IN"/>
-        </w:rPr>
-        <w:t xml:space="preserve">Streamlined audit analysis by automating repetitive processes, significantly </w:t>
-      </w:r>
-      <w:r>
-        <w:rPr>
-          <w:color w:val="auto"/>
-          <w:sz w:val="18"/>
-          <w:szCs w:val="18"/>
-          <w:lang w:val="en-IN"/>
-        </w:rPr>
-        <w:t>reducing manual review time.</w:t>
+        </w:rPr>
+        <w:t>Implemented and evaluated classical ML and deep learning models using TensorFlow/Keras on structured datasets.</w:t>
       </w:r>
     </w:p>
     <w:p>
@@ -1076,7 +987,7 @@
           <w:szCs w:val="18"/>
           <w:lang w:val="en-IN"/>
         </w:rPr>
-        <w:t>Built a prompt-driven analytical chatbot using an LLM tool to support data analysis and audit decision-making.</w:t>
+        <w:t>Performing data preprocessing, feature engineering, and exploratory analysis using Python, NumPy, Pandas, and SQL.</w:t>
       </w:r>
     </w:p>
     <w:p>
@@ -1087,8 +998,6 @@
           <w:bCs/>
           <w:color w:val="auto"/>
           <w:szCs w:val="20"/>
-          <w:u w:color="000000" w:themeColor="text1"/>
-          <w:lang w:val="en-IN"/>
         </w:rPr>
       </w:pPr>
       <w:r>
@@ -1097,34 +1006,48 @@
           <w:bCs/>
           <w:color w:val="auto"/>
           <w:szCs w:val="20"/>
-          <w:u w:color="000000" w:themeColor="text1"/>
-          <w:lang w:val="en-IN"/>
-        </w:rPr>
-        <w:t>AI Intern | AICTE Innovative Intern</w:t>
+        </w:rPr>
+        <w:t>Audit Automation &amp; Analyst | Aamin Data Solutions</w:t>
       </w:r>
     </w:p>
     <w:p>
       <w:pPr>
         <w:spacing w:after="0" w:line="240" w:lineRule="auto"/>
+        <w:rPr>
+          <w:color w:val="auto"/>
+          <w:szCs w:val="20"/>
+          <w:lang w:val="en-IN"/>
+        </w:rPr>
+      </w:pPr>
+      <w:r>
         <w:rPr>
           <w:b/>
           <w:bCs/>
           <w:color w:val="auto"/>
           <w:szCs w:val="20"/>
-          <w:u w:color="000000" w:themeColor="text1"/>
-          <w:lang w:val="en-IN"/>
-        </w:rPr>
-      </w:pPr>
+          <w:lang w:val="en-IN"/>
+        </w:rPr>
+        <w:t>May 2025 –</w:t>
+      </w:r>
       <w:r>
         <w:rPr>
           <w:b/>
           <w:bCs/>
           <w:color w:val="auto"/>
           <w:szCs w:val="20"/>
-          <w:u w:color="000000" w:themeColor="text1"/>
-          <w:lang w:val="en-IN"/>
-        </w:rPr>
-        <w:t>August 2024 – November 2024</w:t>
+          <w:lang w:val="en-IN"/>
+        </w:rPr>
+        <w:t xml:space="preserve"> October </w:t>
+      </w:r>
+      <w:r>
+        <w:rPr>
+          <w:b/>
+          <w:bCs/>
+          <w:color w:val="auto"/>
+          <w:szCs w:val="20"/>
+          <w:lang w:val="en-IN"/>
+        </w:rPr>
+        <w:t>2025</w:t>
       </w:r>
     </w:p>
     <w:p>
@@ -1153,16 +1076,36 @@
           <w:szCs w:val="18"/>
           <w:lang w:val="en-IN"/>
         </w:rPr>
-        <w:t>E</w:t>
-      </w:r>
-      <w:r>
-        <w:rPr>
-          <w:color w:val="auto"/>
-          <w:sz w:val="18"/>
-          <w:szCs w:val="18"/>
-          <w:lang w:val="en-IN"/>
-        </w:rPr>
-        <w:t>ngineered an end-to-end face recognition attendance system using TensorFlow, Keras, and Flask.</w:t>
+        <w:t xml:space="preserve">Designed and deployed </w:t>
+      </w:r>
+      <w:r>
+        <w:rPr>
+          <w:b/>
+          <w:bCs/>
+          <w:color w:val="auto"/>
+          <w:sz w:val="18"/>
+          <w:szCs w:val="18"/>
+          <w:lang w:val="en-IN"/>
+        </w:rPr>
+        <w:t>10+ KNIME</w:t>
+      </w:r>
+      <w:r>
+        <w:rPr>
+          <w:color w:val="auto"/>
+          <w:sz w:val="18"/>
+          <w:szCs w:val="18"/>
+          <w:lang w:val="en-IN"/>
+        </w:rPr>
+        <w:t xml:space="preserve"> workflows to automate </w:t>
+      </w:r>
+      <w:r>
+        <w:rPr>
+          <w:color w:val="auto"/>
+          <w:sz w:val="18"/>
+          <w:szCs w:val="18"/>
+          <w:lang w:val="en-IN"/>
+        </w:rPr>
+        <w:t>audit checks, anomaly detection, and data validation tasks.</w:t>
       </w:r>
     </w:p>
     <w:p>
@@ -1191,7 +1134,16 @@
           <w:szCs w:val="18"/>
           <w:lang w:val="en-IN"/>
         </w:rPr>
-        <w:t>Trained and optimized CNN models achieving 87% accuracy, enabling near real-time multi-person recognition.</w:t>
+        <w:t xml:space="preserve">Streamlined audit analysis by automating repetitive processes, significantly </w:t>
+      </w:r>
+      <w:r>
+        <w:rPr>
+          <w:color w:val="auto"/>
+          <w:sz w:val="18"/>
+          <w:szCs w:val="18"/>
+          <w:lang w:val="en-IN"/>
+        </w:rPr>
+        <w:t>reducing manual review time.</w:t>
       </w:r>
     </w:p>
     <w:p>
@@ -1220,7 +1172,7 @@
           <w:szCs w:val="18"/>
           <w:lang w:val="en-IN"/>
         </w:rPr>
-        <w:t>Automated attendance workflows, reducing manual effort by 60% and improving system reliability.</w:t>
+        <w:t>Built a prompt-driven analytical chatbot using an LLM tool to support data analysis and audit decision-making.</w:t>
       </w:r>
     </w:p>
     <w:p>
@@ -1435,7 +1387,7 @@
           <w14:ligatures w14:val="standardContextual"/>
         </w:rPr>
         <w:drawing>
-          <wp:inline distT="0" distB="0" distL="0" distR="0" wp14:anchorId="233192DB" wp14:editId="2D3C43BE">
+          <wp:inline distT="0" distB="0" distL="0" distR="0" wp14:anchorId="233192DB" wp14:editId="55C5DA54">
             <wp:extent cx="90435" cy="90435"/>
             <wp:effectExtent l="0" t="0" r="5080" b="5080"/>
             <wp:docPr id="656467875" name="Picture 5">
@@ -1618,7 +1570,7 @@
           <w14:ligatures w14:val="standardContextual"/>
         </w:rPr>
         <w:drawing>
-          <wp:inline distT="0" distB="0" distL="0" distR="0" wp14:anchorId="024AFE36" wp14:editId="2A662F95">
+          <wp:inline distT="0" distB="0" distL="0" distR="0" wp14:anchorId="024AFE36" wp14:editId="74D6213B">
             <wp:extent cx="90435" cy="90435"/>
             <wp:effectExtent l="0" t="0" r="5080" b="5080"/>
             <wp:docPr id="1436741346" name="Picture 5">
@@ -1803,7 +1755,7 @@
           <w14:ligatures w14:val="standardContextual"/>
         </w:rPr>
         <w:drawing>
-          <wp:inline distT="0" distB="0" distL="0" distR="0" wp14:anchorId="543C7BF5" wp14:editId="536D7D21">
+          <wp:inline distT="0" distB="0" distL="0" distR="0" wp14:anchorId="543C7BF5" wp14:editId="1857A15D">
             <wp:extent cx="90435" cy="90435"/>
             <wp:effectExtent l="0" t="0" r="5080" b="5080"/>
             <wp:docPr id="1443235586" name="Picture 5">
@@ -1912,7 +1864,23 @@
           <w:sz w:val="18"/>
           <w:szCs w:val="18"/>
         </w:rPr>
-        <w:t>Performed data preprocessing, model training, and comparative analysis of model performance and inference behaviour.</w:t>
+        <w:t xml:space="preserve">Performed data preprocessing, model training, and comparative analysis of model performance and inference </w:t>
+      </w:r>
+      <w:r>
+        <w:rPr>
+          <w:color w:val="auto"/>
+          <w:sz w:val="18"/>
+          <w:szCs w:val="18"/>
+        </w:rPr>
+        <w:t>behavior</w:t>
+      </w:r>
+      <w:r>
+        <w:rPr>
+          <w:color w:val="auto"/>
+          <w:sz w:val="18"/>
+          <w:szCs w:val="18"/>
+        </w:rPr>
+        <w:t>.</w:t>
       </w:r>
     </w:p>
     <w:p>
@@ -2459,7 +2427,7 @@
             <w14:ligatures w14:val="standardContextual"/>
           </w:rPr>
           <w:drawing>
-            <wp:inline distT="0" distB="0" distL="0" distR="0" wp14:anchorId="5B8A4553" wp14:editId="3EE0DC3A">
+            <wp:inline distT="0" distB="0" distL="0" distR="0" wp14:anchorId="5B8A4553" wp14:editId="33B0952D">
               <wp:extent cx="90435" cy="90435"/>
               <wp:effectExtent l="0" t="0" r="5080" b="5080"/>
               <wp:docPr id="1592110006" name="Picture 5">
@@ -2573,7 +2541,7 @@
           <w14:ligatures w14:val="standardContextual"/>
         </w:rPr>
         <w:drawing>
-          <wp:inline distT="0" distB="0" distL="0" distR="0" wp14:anchorId="5971B008" wp14:editId="616D72FA">
+          <wp:inline distT="0" distB="0" distL="0" distR="0" wp14:anchorId="5971B008" wp14:editId="40C3D434">
             <wp:extent cx="90435" cy="90435"/>
             <wp:effectExtent l="0" t="0" r="5080" b="5080"/>
             <wp:docPr id="1006010278" name="Picture 5">
@@ -2694,7 +2662,23 @@
           <w:szCs w:val="18"/>
         </w:rPr>
         <w:br/>
-        <w:t>CGPA: 8.4 | Graduation Year: 202</w:t>
+        <w:t>CGPA: 8.</w:t>
+      </w:r>
+      <w:r>
+        <w:rPr>
+          <w:color w:val="auto"/>
+          <w:sz w:val="18"/>
+          <w:szCs w:val="18"/>
+        </w:rPr>
+        <w:t>2</w:t>
+      </w:r>
+      <w:r>
+        <w:rPr>
+          <w:color w:val="auto"/>
+          <w:sz w:val="18"/>
+          <w:szCs w:val="18"/>
+        </w:rPr>
+        <w:t xml:space="preserve"> | Graduation Year: 202</w:t>
       </w:r>
       <w:r>
         <w:rPr>
@@ -2838,6 +2822,118 @@
     </w:lvl>
   </w:abstractNum>
   <w:abstractNum w:abstractNumId="1" w15:restartNumberingAfterBreak="0">
+    <w:nsid w:val="257D73A2"/>
+    <w:multiLevelType w:val="hybridMultilevel"/>
+    <w:tmpl w:val="1CA67BFC"/>
+    <w:lvl w:ilvl="0" w:tplc="BF94316A">
+      <w:numFmt w:val="bullet"/>
+      <w:lvlText w:val="-"/>
+      <w:lvlJc w:val="left"/>
+      <w:pPr>
+        <w:ind w:left="720" w:hanging="360"/>
+      </w:pPr>
+      <w:rPr>
+        <w:rFonts w:ascii="Calibri" w:eastAsiaTheme="minorHAnsi" w:hAnsi="Calibri" w:cs="Calibri" w:hint="default"/>
+      </w:rPr>
+    </w:lvl>
+    <w:lvl w:ilvl="1" w:tplc="40090003" w:tentative="1">
+      <w:start w:val="1"/>
+      <w:numFmt w:val="bullet"/>
+      <w:lvlText w:val="o"/>
+      <w:lvlJc w:val="left"/>
+      <w:pPr>
+        <w:ind w:left="1440" w:hanging="360"/>
+      </w:pPr>
+      <w:rPr>
+        <w:rFonts w:ascii="Courier New" w:hAnsi="Courier New" w:cs="Courier New" w:hint="default"/>
+      </w:rPr>
+    </w:lvl>
+    <w:lvl w:ilvl="2" w:tplc="40090005" w:tentative="1">
+      <w:start w:val="1"/>
+      <w:numFmt w:val="bullet"/>
+      <w:lvlText w:val=""/>
+      <w:lvlJc w:val="left"/>
+      <w:pPr>
+        <w:ind w:left="2160" w:hanging="360"/>
+      </w:pPr>
+      <w:rPr>
+        <w:rFonts w:ascii="Wingdings" w:hAnsi="Wingdings" w:hint="default"/>
+      </w:rPr>
+    </w:lvl>
+    <w:lvl w:ilvl="3" w:tplc="40090001" w:tentative="1">
+      <w:start w:val="1"/>
+      <w:numFmt w:val="bullet"/>
+      <w:lvlText w:val=""/>
+      <w:lvlJc w:val="left"/>
+      <w:pPr>
+        <w:ind w:left="2880" w:hanging="360"/>
+      </w:pPr>
+      <w:rPr>
+        <w:rFonts w:ascii="Symbol" w:hAnsi="Symbol" w:hint="default"/>
+      </w:rPr>
+    </w:lvl>
+    <w:lvl w:ilvl="4" w:tplc="40090003" w:tentative="1">
+      <w:start w:val="1"/>
+      <w:numFmt w:val="bullet"/>
+      <w:lvlText w:val="o"/>
+      <w:lvlJc w:val="left"/>
+      <w:pPr>
+        <w:ind w:left="3600" w:hanging="360"/>
+      </w:pPr>
+      <w:rPr>
+        <w:rFonts w:ascii="Courier New" w:hAnsi="Courier New" w:cs="Courier New" w:hint="default"/>
+      </w:rPr>
+    </w:lvl>
+    <w:lvl w:ilvl="5" w:tplc="40090005" w:tentative="1">
+      <w:start w:val="1"/>
+      <w:numFmt w:val="bullet"/>
+      <w:lvlText w:val=""/>
+      <w:lvlJc w:val="left"/>
+      <w:pPr>
+        <w:ind w:left="4320" w:hanging="360"/>
+      </w:pPr>
+      <w:rPr>
+        <w:rFonts w:ascii="Wingdings" w:hAnsi="Wingdings" w:hint="default"/>
+      </w:rPr>
+    </w:lvl>
+    <w:lvl w:ilvl="6" w:tplc="40090001" w:tentative="1">
+      <w:start w:val="1"/>
+      <w:numFmt w:val="bullet"/>
+      <w:lvlText w:val=""/>
+      <w:lvlJc w:val="left"/>
+      <w:pPr>
+        <w:ind w:left="5040" w:hanging="360"/>
+      </w:pPr>
+      <w:rPr>
+        <w:rFonts w:ascii="Symbol" w:hAnsi="Symbol" w:hint="default"/>
+      </w:rPr>
+    </w:lvl>
+    <w:lvl w:ilvl="7" w:tplc="40090003" w:tentative="1">
+      <w:start w:val="1"/>
+      <w:numFmt w:val="bullet"/>
+      <w:lvlText w:val="o"/>
+      <w:lvlJc w:val="left"/>
+      <w:pPr>
+        <w:ind w:left="5760" w:hanging="360"/>
+      </w:pPr>
+      <w:rPr>
+        <w:rFonts w:ascii="Courier New" w:hAnsi="Courier New" w:cs="Courier New" w:hint="default"/>
+      </w:rPr>
+    </w:lvl>
+    <w:lvl w:ilvl="8" w:tplc="40090005" w:tentative="1">
+      <w:start w:val="1"/>
+      <w:numFmt w:val="bullet"/>
+      <w:lvlText w:val=""/>
+      <w:lvlJc w:val="left"/>
+      <w:pPr>
+        <w:ind w:left="6480" w:hanging="360"/>
+      </w:pPr>
+      <w:rPr>
+        <w:rFonts w:ascii="Wingdings" w:hAnsi="Wingdings" w:hint="default"/>
+      </w:rPr>
+    </w:lvl>
+  </w:abstractNum>
+  <w:abstractNum w:abstractNumId="2" w15:restartNumberingAfterBreak="0">
     <w:nsid w:val="27F774D2"/>
     <w:multiLevelType w:val="hybridMultilevel"/>
     <w:tmpl w:val="E02A6AF2"/>
@@ -2950,7 +3046,7 @@
       </w:rPr>
     </w:lvl>
   </w:abstractNum>
-  <w:abstractNum w:abstractNumId="2" w15:restartNumberingAfterBreak="0">
+  <w:abstractNum w:abstractNumId="3" w15:restartNumberingAfterBreak="0">
     <w:nsid w:val="29195FF9"/>
     <w:multiLevelType w:val="multilevel"/>
     <w:tmpl w:val="157444EA"/>
@@ -3099,7 +3195,7 @@
       </w:rPr>
     </w:lvl>
   </w:abstractNum>
-  <w:abstractNum w:abstractNumId="3" w15:restartNumberingAfterBreak="0">
+  <w:abstractNum w:abstractNumId="4" w15:restartNumberingAfterBreak="0">
     <w:nsid w:val="49CD77D0"/>
     <w:multiLevelType w:val="multilevel"/>
     <w:tmpl w:val="71FAEBB4"/>
@@ -3248,7 +3344,7 @@
       </w:rPr>
     </w:lvl>
   </w:abstractNum>
-  <w:abstractNum w:abstractNumId="4" w15:restartNumberingAfterBreak="0">
+  <w:abstractNum w:abstractNumId="5" w15:restartNumberingAfterBreak="0">
     <w:nsid w:val="4B04141D"/>
     <w:multiLevelType w:val="multilevel"/>
     <w:tmpl w:val="8640BD4E"/>
@@ -3397,7 +3493,7 @@
       </w:rPr>
     </w:lvl>
   </w:abstractNum>
-  <w:abstractNum w:abstractNumId="5" w15:restartNumberingAfterBreak="0">
+  <w:abstractNum w:abstractNumId="6" w15:restartNumberingAfterBreak="0">
     <w:nsid w:val="51A56BDE"/>
     <w:multiLevelType w:val="multilevel"/>
     <w:tmpl w:val="DBC6D64A"/>
@@ -3543,6 +3639,119 @@
       <w:rPr>
         <w:rFonts w:ascii="Wingdings" w:hAnsi="Wingdings" w:hint="default"/>
         <w:sz w:val="20"/>
+      </w:rPr>
+    </w:lvl>
+  </w:abstractNum>
+  <w:abstractNum w:abstractNumId="7" w15:restartNumberingAfterBreak="0">
+    <w:nsid w:val="6F7709BD"/>
+    <w:multiLevelType w:val="hybridMultilevel"/>
+    <w:tmpl w:val="B7969412"/>
+    <w:lvl w:ilvl="0" w:tplc="40090001">
+      <w:start w:val="1"/>
+      <w:numFmt w:val="bullet"/>
+      <w:lvlText w:val=""/>
+      <w:lvlJc w:val="left"/>
+      <w:pPr>
+        <w:ind w:left="720" w:hanging="360"/>
+      </w:pPr>
+      <w:rPr>
+        <w:rFonts w:ascii="Symbol" w:hAnsi="Symbol" w:hint="default"/>
+      </w:rPr>
+    </w:lvl>
+    <w:lvl w:ilvl="1" w:tplc="40090003" w:tentative="1">
+      <w:start w:val="1"/>
+      <w:numFmt w:val="bullet"/>
+      <w:lvlText w:val="o"/>
+      <w:lvlJc w:val="left"/>
+      <w:pPr>
+        <w:ind w:left="1440" w:hanging="360"/>
+      </w:pPr>
+      <w:rPr>
+        <w:rFonts w:ascii="Courier New" w:hAnsi="Courier New" w:cs="Courier New" w:hint="default"/>
+      </w:rPr>
+    </w:lvl>
+    <w:lvl w:ilvl="2" w:tplc="40090005" w:tentative="1">
+      <w:start w:val="1"/>
+      <w:numFmt w:val="bullet"/>
+      <w:lvlText w:val=""/>
+      <w:lvlJc w:val="left"/>
+      <w:pPr>
+        <w:ind w:left="2160" w:hanging="360"/>
+      </w:pPr>
+      <w:rPr>
+        <w:rFonts w:ascii="Wingdings" w:hAnsi="Wingdings" w:hint="default"/>
+      </w:rPr>
+    </w:lvl>
+    <w:lvl w:ilvl="3" w:tplc="40090001" w:tentative="1">
+      <w:start w:val="1"/>
+      <w:numFmt w:val="bullet"/>
+      <w:lvlText w:val=""/>
+      <w:lvlJc w:val="left"/>
+      <w:pPr>
+        <w:ind w:left="2880" w:hanging="360"/>
+      </w:pPr>
+      <w:rPr>
+        <w:rFonts w:ascii="Symbol" w:hAnsi="Symbol" w:hint="default"/>
+      </w:rPr>
+    </w:lvl>
+    <w:lvl w:ilvl="4" w:tplc="40090003" w:tentative="1">
+      <w:start w:val="1"/>
+      <w:numFmt w:val="bullet"/>
+      <w:lvlText w:val="o"/>
+      <w:lvlJc w:val="left"/>
+      <w:pPr>
+        <w:ind w:left="3600" w:hanging="360"/>
+      </w:pPr>
+      <w:rPr>
+        <w:rFonts w:ascii="Courier New" w:hAnsi="Courier New" w:cs="Courier New" w:hint="default"/>
+      </w:rPr>
+    </w:lvl>
+    <w:lvl w:ilvl="5" w:tplc="40090005" w:tentative="1">
+      <w:start w:val="1"/>
+      <w:numFmt w:val="bullet"/>
+      <w:lvlText w:val=""/>
+      <w:lvlJc w:val="left"/>
+      <w:pPr>
+        <w:ind w:left="4320" w:hanging="360"/>
+      </w:pPr>
+      <w:rPr>
+        <w:rFonts w:ascii="Wingdings" w:hAnsi="Wingdings" w:hint="default"/>
+      </w:rPr>
+    </w:lvl>
+    <w:lvl w:ilvl="6" w:tplc="40090001" w:tentative="1">
+      <w:start w:val="1"/>
+      <w:numFmt w:val="bullet"/>
+      <w:lvlText w:val=""/>
+      <w:lvlJc w:val="left"/>
+      <w:pPr>
+        <w:ind w:left="5040" w:hanging="360"/>
+      </w:pPr>
+      <w:rPr>
+        <w:rFonts w:ascii="Symbol" w:hAnsi="Symbol" w:hint="default"/>
+      </w:rPr>
+    </w:lvl>
+    <w:lvl w:ilvl="7" w:tplc="40090003" w:tentative="1">
+      <w:start w:val="1"/>
+      <w:numFmt w:val="bullet"/>
+      <w:lvlText w:val="o"/>
+      <w:lvlJc w:val="left"/>
+      <w:pPr>
+        <w:ind w:left="5760" w:hanging="360"/>
+      </w:pPr>
+      <w:rPr>
+        <w:rFonts w:ascii="Courier New" w:hAnsi="Courier New" w:cs="Courier New" w:hint="default"/>
+      </w:rPr>
+    </w:lvl>
+    <w:lvl w:ilvl="8" w:tplc="40090005" w:tentative="1">
+      <w:start w:val="1"/>
+      <w:numFmt w:val="bullet"/>
+      <w:lvlText w:val=""/>
+      <w:lvlJc w:val="left"/>
+      <w:pPr>
+        <w:ind w:left="6480" w:hanging="360"/>
+      </w:pPr>
+      <w:rPr>
+        <w:rFonts w:ascii="Wingdings" w:hAnsi="Wingdings" w:hint="default"/>
       </w:rPr>
     </w:lvl>
   </w:abstractNum>
@@ -3550,19 +3759,25 @@
     <w:abstractNumId w:val="0"/>
   </w:num>
   <w:num w:numId="2" w16cid:durableId="50007595">
+    <w:abstractNumId w:val="3"/>
+  </w:num>
+  <w:num w:numId="3" w16cid:durableId="1709524410">
     <w:abstractNumId w:val="2"/>
   </w:num>
-  <w:num w:numId="3" w16cid:durableId="1709524410">
-    <w:abstractNumId w:val="1"/>
+  <w:num w:numId="4" w16cid:durableId="1871870205">
+    <w:abstractNumId w:val="5"/>
   </w:num>
-  <w:num w:numId="4" w16cid:durableId="1871870205">
+  <w:num w:numId="5" w16cid:durableId="1016997868">
+    <w:abstractNumId w:val="6"/>
+  </w:num>
+  <w:num w:numId="6" w16cid:durableId="1940748289">
     <w:abstractNumId w:val="4"/>
   </w:num>
-  <w:num w:numId="5" w16cid:durableId="1016997868">
-    <w:abstractNumId w:val="5"/>
+  <w:num w:numId="7" w16cid:durableId="721635502">
+    <w:abstractNumId w:val="7"/>
   </w:num>
-  <w:num w:numId="6" w16cid:durableId="1940748289">
-    <w:abstractNumId w:val="3"/>
+  <w:num w:numId="8" w16cid:durableId="279998363">
+    <w:abstractNumId w:val="1"/>
   </w:num>
   <w:numIdMacAtCleanup w:val="3"/>
 </w:numbering>

--- a/Brijesh.docx
+++ b/Brijesh.docx
@@ -112,7 +112,7 @@
           <w14:ligatures w14:val="standardContextual"/>
         </w:rPr>
         <w:drawing>
-          <wp:inline distT="0" distB="0" distL="0" distR="0" wp14:anchorId="207A71A4" wp14:editId="6070F415">
+          <wp:inline distT="0" distB="0" distL="0" distR="0" wp14:anchorId="207A71A4" wp14:editId="1BB5D18E">
             <wp:extent cx="90435" cy="90435"/>
             <wp:effectExtent l="0" t="0" r="5080" b="5080"/>
             <wp:docPr id="1035064889" name="Picture 5">
@@ -454,7 +454,7 @@
           <w14:ligatures w14:val="standardContextual"/>
         </w:rPr>
         <w:drawing>
-          <wp:inline distT="0" distB="0" distL="0" distR="0" wp14:anchorId="7BC67A6B" wp14:editId="4DAC276A">
+          <wp:inline distT="0" distB="0" distL="0" distR="0" wp14:anchorId="7BC67A6B" wp14:editId="39AF78B0">
             <wp:extent cx="90435" cy="90435"/>
             <wp:effectExtent l="0" t="0" r="5080" b="5080"/>
             <wp:docPr id="969812819" name="Picture 5">
@@ -551,7 +551,7 @@
           <w14:ligatures w14:val="standardContextual"/>
         </w:rPr>
         <w:drawing>
-          <wp:inline distT="0" distB="0" distL="0" distR="0" wp14:anchorId="285933A9" wp14:editId="2255B923">
+          <wp:inline distT="0" distB="0" distL="0" distR="0" wp14:anchorId="285933A9" wp14:editId="3BDA1DA1">
             <wp:extent cx="90435" cy="90435"/>
             <wp:effectExtent l="0" t="0" r="5080" b="5080"/>
             <wp:docPr id="1426461826" name="Picture 5">
@@ -659,20 +659,72 @@
     </w:p>
     <w:p>
       <w:pPr>
-        <w:spacing w:after="0" w:line="220" w:lineRule="exact"/>
-        <w:rPr>
-          <w:color w:val="auto"/>
-          <w:sz w:val="18"/>
-          <w:szCs w:val="18"/>
-        </w:rPr>
-      </w:pPr>
-      <w:r>
-        <w:rPr>
-          <w:color w:val="auto"/>
-          <w:sz w:val="18"/>
-          <w:szCs w:val="18"/>
-        </w:rPr>
-        <w:t>ML Engineer with hands-on experience building, deploying, and evaluating NLP and retrieval-based systems using Python and TensorFlow. Strong focus on data pipelines, model evaluation, and API-based deployment.</w:t>
+        <w:spacing w:after="0" w:line="240" w:lineRule="auto"/>
+        <w:rPr>
+          <w:color w:val="auto"/>
+          <w:sz w:val="18"/>
+          <w:szCs w:val="18"/>
+        </w:rPr>
+      </w:pPr>
+      <w:r>
+        <w:rPr>
+          <w:color w:val="auto"/>
+          <w:sz w:val="18"/>
+          <w:szCs w:val="18"/>
+        </w:rPr>
+        <w:t xml:space="preserve">AI/ML Engineer with hands-on experience in fine-tuning, evaluating, and deploying Large Language Models (LLMs) and NLP systems using Python, TensorFlow, PEFT, </w:t>
+      </w:r>
+      <w:proofErr w:type="spellStart"/>
+      <w:r>
+        <w:rPr>
+          <w:color w:val="auto"/>
+          <w:sz w:val="18"/>
+          <w:szCs w:val="18"/>
+        </w:rPr>
+        <w:t>LoRA</w:t>
+      </w:r>
+      <w:proofErr w:type="spellEnd"/>
+      <w:r>
+        <w:rPr>
+          <w:color w:val="auto"/>
+          <w:sz w:val="18"/>
+          <w:szCs w:val="18"/>
+        </w:rPr>
+        <w:t xml:space="preserve">, and </w:t>
+      </w:r>
+      <w:proofErr w:type="spellStart"/>
+      <w:r>
+        <w:rPr>
+          <w:color w:val="auto"/>
+          <w:sz w:val="18"/>
+          <w:szCs w:val="18"/>
+        </w:rPr>
+        <w:t>QLoRA</w:t>
+      </w:r>
+      <w:proofErr w:type="spellEnd"/>
+      <w:r>
+        <w:rPr>
+          <w:color w:val="auto"/>
+          <w:sz w:val="18"/>
+          <w:szCs w:val="18"/>
+        </w:rPr>
+        <w:t xml:space="preserve">. Skilled in </w:t>
+      </w:r>
+      <w:r>
+        <w:rPr>
+          <w:color w:val="auto"/>
+          <w:sz w:val="18"/>
+          <w:szCs w:val="18"/>
+        </w:rPr>
+        <w:t xml:space="preserve">RAG, </w:t>
+      </w:r>
+      <w:r>
+        <w:rPr>
+          <w:color w:val="auto"/>
+          <w:sz w:val="18"/>
+          <w:szCs w:val="18"/>
+        </w:rPr>
+        <w:t>AI agents, inference optimization, and API-based deployment, with a strong focus on model evaluation, data pipelines, and scalable AI workflows.</w:t>
       </w:r>
     </w:p>
     <w:p>
@@ -782,26 +834,23 @@
         <w:pStyle w:val="ListParagraph"/>
         <w:numPr>
           <w:ilvl w:val="0"/>
-          <w:numId w:val="2"/>
+          <w:numId w:val="9"/>
         </w:numPr>
-        <w:tabs>
-          <w:tab w:val="num" w:pos="567"/>
-        </w:tabs>
-        <w:spacing w:after="0" w:line="220" w:lineRule="exact"/>
-        <w:ind w:left="714" w:hanging="288"/>
-        <w:rPr>
-          <w:color w:val="auto"/>
-          <w:sz w:val="18"/>
-          <w:szCs w:val="18"/>
-        </w:rPr>
-      </w:pPr>
-      <w:r>
-        <w:rPr>
-          <w:color w:val="auto"/>
-          <w:sz w:val="18"/>
-          <w:szCs w:val="18"/>
-        </w:rPr>
-        <w:t>Curated ontology-driven datasets for LLMs, enhancing data quality and contextual understanding.</w:t>
+        <w:spacing w:after="0" w:line="240" w:lineRule="exact"/>
+        <w:ind w:left="567" w:hanging="141"/>
+        <w:rPr>
+          <w:color w:val="auto"/>
+          <w:sz w:val="18"/>
+          <w:szCs w:val="18"/>
+        </w:rPr>
+      </w:pPr>
+      <w:r>
+        <w:rPr>
+          <w:color w:val="auto"/>
+          <w:sz w:val="18"/>
+          <w:szCs w:val="18"/>
+        </w:rPr>
+        <w:t xml:space="preserve">Curated ontology-driven datasets for LLM training and evaluation, improving contextual consistency and data quality. </w:t>
       </w:r>
     </w:p>
     <w:p>
@@ -809,26 +858,23 @@
         <w:pStyle w:val="ListParagraph"/>
         <w:numPr>
           <w:ilvl w:val="0"/>
-          <w:numId w:val="2"/>
+          <w:numId w:val="9"/>
         </w:numPr>
-        <w:tabs>
-          <w:tab w:val="num" w:pos="567"/>
-        </w:tabs>
-        <w:spacing w:after="0" w:line="220" w:lineRule="exact"/>
-        <w:ind w:left="714" w:hanging="288"/>
-        <w:rPr>
-          <w:color w:val="auto"/>
-          <w:sz w:val="18"/>
-          <w:szCs w:val="18"/>
-        </w:rPr>
-      </w:pPr>
-      <w:r>
-        <w:rPr>
-          <w:color w:val="auto"/>
-          <w:sz w:val="18"/>
-          <w:szCs w:val="18"/>
-        </w:rPr>
-        <w:t xml:space="preserve">Built AI agents and MCP-based integrations to automate workflows and enable seamless multi-service orchestration. </w:t>
+        <w:spacing w:after="0" w:line="240" w:lineRule="exact"/>
+        <w:ind w:left="567" w:hanging="141"/>
+        <w:rPr>
+          <w:color w:val="auto"/>
+          <w:sz w:val="18"/>
+          <w:szCs w:val="18"/>
+        </w:rPr>
+      </w:pPr>
+      <w:r>
+        <w:rPr>
+          <w:color w:val="auto"/>
+          <w:sz w:val="18"/>
+          <w:szCs w:val="18"/>
+        </w:rPr>
+        <w:t xml:space="preserve">Built AI-agent pipelines and MCP-based integrations to automate workflows and orchestrate multi-service interactions. </w:t>
       </w:r>
     </w:p>
     <w:p>
@@ -836,26 +882,93 @@
         <w:pStyle w:val="ListParagraph"/>
         <w:numPr>
           <w:ilvl w:val="0"/>
-          <w:numId w:val="2"/>
+          <w:numId w:val="9"/>
         </w:numPr>
-        <w:tabs>
-          <w:tab w:val="num" w:pos="567"/>
-        </w:tabs>
-        <w:spacing w:after="0" w:line="220" w:lineRule="exact"/>
-        <w:ind w:left="714" w:hanging="288"/>
-        <w:rPr>
-          <w:color w:val="auto"/>
-          <w:sz w:val="18"/>
-          <w:szCs w:val="18"/>
-        </w:rPr>
-      </w:pPr>
-      <w:r>
-        <w:rPr>
-          <w:color w:val="auto"/>
-          <w:sz w:val="18"/>
-          <w:szCs w:val="18"/>
-        </w:rPr>
-        <w:t>Fine-tuned LLMs using Unsloth, leveraging GRPO, ARGO, and GKD to enhance efficiency and controllability.</w:t>
+        <w:spacing w:after="0" w:line="240" w:lineRule="exact"/>
+        <w:ind w:left="567" w:hanging="141"/>
+        <w:rPr>
+          <w:color w:val="auto"/>
+          <w:sz w:val="18"/>
+          <w:szCs w:val="18"/>
+        </w:rPr>
+      </w:pPr>
+      <w:r>
+        <w:rPr>
+          <w:color w:val="auto"/>
+          <w:sz w:val="18"/>
+          <w:szCs w:val="18"/>
+        </w:rPr>
+        <w:t xml:space="preserve">Fine-tuned and evaluated LLMs using PEFT techniques </w:t>
+      </w:r>
+      <w:r>
+        <w:rPr>
+          <w:color w:val="auto"/>
+          <w:sz w:val="18"/>
+          <w:szCs w:val="18"/>
+        </w:rPr>
+        <w:t>mainly</w:t>
+      </w:r>
+      <w:r>
+        <w:rPr>
+          <w:color w:val="auto"/>
+          <w:sz w:val="18"/>
+          <w:szCs w:val="18"/>
+        </w:rPr>
+        <w:t xml:space="preserve"> </w:t>
+      </w:r>
+      <w:proofErr w:type="spellStart"/>
+      <w:r>
+        <w:rPr>
+          <w:color w:val="auto"/>
+          <w:sz w:val="18"/>
+          <w:szCs w:val="18"/>
+        </w:rPr>
+        <w:t>LoRA</w:t>
+      </w:r>
+      <w:proofErr w:type="spellEnd"/>
+      <w:r>
+        <w:rPr>
+          <w:color w:val="auto"/>
+          <w:sz w:val="18"/>
+          <w:szCs w:val="18"/>
+        </w:rPr>
+        <w:t xml:space="preserve"> and </w:t>
+      </w:r>
+      <w:proofErr w:type="spellStart"/>
+      <w:r>
+        <w:rPr>
+          <w:color w:val="auto"/>
+          <w:sz w:val="18"/>
+          <w:szCs w:val="18"/>
+        </w:rPr>
+        <w:t>QLoRA</w:t>
+      </w:r>
+      <w:proofErr w:type="spellEnd"/>
+      <w:r>
+        <w:rPr>
+          <w:color w:val="auto"/>
+          <w:sz w:val="18"/>
+          <w:szCs w:val="18"/>
+        </w:rPr>
+        <w:t xml:space="preserve"> with Unsloth, and inference performance using </w:t>
+      </w:r>
+      <w:proofErr w:type="spellStart"/>
+      <w:r>
+        <w:rPr>
+          <w:color w:val="auto"/>
+          <w:sz w:val="18"/>
+          <w:szCs w:val="18"/>
+        </w:rPr>
+        <w:t>vLLM</w:t>
+      </w:r>
+      <w:proofErr w:type="spellEnd"/>
+      <w:r>
+        <w:rPr>
+          <w:color w:val="auto"/>
+          <w:sz w:val="18"/>
+          <w:szCs w:val="18"/>
+        </w:rPr>
+        <w:t>.</w:t>
       </w:r>
     </w:p>
     <w:p>
@@ -1387,7 +1500,7 @@
           <w14:ligatures w14:val="standardContextual"/>
         </w:rPr>
         <w:drawing>
-          <wp:inline distT="0" distB="0" distL="0" distR="0" wp14:anchorId="233192DB" wp14:editId="55C5DA54">
+          <wp:inline distT="0" distB="0" distL="0" distR="0" wp14:anchorId="233192DB" wp14:editId="7EEF4294">
             <wp:extent cx="90435" cy="90435"/>
             <wp:effectExtent l="0" t="0" r="5080" b="5080"/>
             <wp:docPr id="656467875" name="Picture 5">
@@ -1570,7 +1683,7 @@
           <w14:ligatures w14:val="standardContextual"/>
         </w:rPr>
         <w:drawing>
-          <wp:inline distT="0" distB="0" distL="0" distR="0" wp14:anchorId="024AFE36" wp14:editId="74D6213B">
+          <wp:inline distT="0" distB="0" distL="0" distR="0" wp14:anchorId="024AFE36" wp14:editId="3957F8C4">
             <wp:extent cx="90435" cy="90435"/>
             <wp:effectExtent l="0" t="0" r="5080" b="5080"/>
             <wp:docPr id="1436741346" name="Picture 5">
@@ -1755,7 +1868,7 @@
           <w14:ligatures w14:val="standardContextual"/>
         </w:rPr>
         <w:drawing>
-          <wp:inline distT="0" distB="0" distL="0" distR="0" wp14:anchorId="543C7BF5" wp14:editId="1857A15D">
+          <wp:inline distT="0" distB="0" distL="0" distR="0" wp14:anchorId="543C7BF5" wp14:editId="53212367">
             <wp:extent cx="90435" cy="90435"/>
             <wp:effectExtent l="0" t="0" r="5080" b="5080"/>
             <wp:docPr id="1443235586" name="Picture 5">
@@ -1944,13 +2057,14 @@
     </w:p>
     <w:p>
       <w:pPr>
-        <w:spacing w:after="0" w:line="240" w:lineRule="auto"/>
-        <w:ind w:left="567"/>
+        <w:spacing w:after="0" w:line="220" w:lineRule="exact"/>
+        <w:ind w:firstLine="426"/>
         <w:rPr>
           <w:b/>
           <w:bCs/>
           <w:color w:val="auto"/>
-          <w:szCs w:val="20"/>
+          <w:sz w:val="18"/>
+          <w:szCs w:val="18"/>
         </w:rPr>
       </w:pPr>
       <w:r>
@@ -1958,9 +2072,474 @@
           <w:b/>
           <w:bCs/>
           <w:color w:val="auto"/>
-          <w:szCs w:val="20"/>
-        </w:rPr>
-        <w:t>Strong</w:t>
+          <w:sz w:val="18"/>
+          <w:szCs w:val="18"/>
+        </w:rPr>
+        <w:t>Core Skills</w:t>
+      </w:r>
+    </w:p>
+    <w:p>
+      <w:pPr>
+        <w:pStyle w:val="ListParagraph"/>
+        <w:numPr>
+          <w:ilvl w:val="1"/>
+          <w:numId w:val="2"/>
+        </w:numPr>
+        <w:tabs>
+          <w:tab w:val="num" w:pos="2268"/>
+        </w:tabs>
+        <w:spacing w:after="0" w:line="220" w:lineRule="exact"/>
+        <w:ind w:left="1276" w:hanging="142"/>
+        <w:rPr>
+          <w:color w:val="auto"/>
+          <w:sz w:val="18"/>
+          <w:szCs w:val="18"/>
+        </w:rPr>
+      </w:pPr>
+      <w:r>
+        <w:rPr>
+          <w:color w:val="auto"/>
+          <w:sz w:val="18"/>
+          <w:szCs w:val="18"/>
+        </w:rPr>
+        <w:t>Python, TensorFlow, Keras,</w:t>
+      </w:r>
+      <w:r>
+        <w:rPr>
+          <w:color w:val="auto"/>
+          <w:sz w:val="18"/>
+          <w:szCs w:val="18"/>
+        </w:rPr>
+        <w:t xml:space="preserve"> </w:t>
+      </w:r>
+      <w:proofErr w:type="spellStart"/>
+      <w:r>
+        <w:rPr>
+          <w:color w:val="auto"/>
+          <w:sz w:val="18"/>
+          <w:szCs w:val="18"/>
+        </w:rPr>
+        <w:t>Pytorch</w:t>
+      </w:r>
+      <w:proofErr w:type="spellEnd"/>
+      <w:r>
+        <w:rPr>
+          <w:color w:val="auto"/>
+          <w:sz w:val="18"/>
+          <w:szCs w:val="18"/>
+        </w:rPr>
+        <w:t xml:space="preserve"> Scikit-learn</w:t>
+      </w:r>
+    </w:p>
+    <w:p>
+      <w:pPr>
+        <w:pStyle w:val="ListParagraph"/>
+        <w:numPr>
+          <w:ilvl w:val="1"/>
+          <w:numId w:val="2"/>
+        </w:numPr>
+        <w:spacing w:after="0" w:line="220" w:lineRule="exact"/>
+        <w:ind w:left="1276" w:firstLine="426"/>
+        <w:rPr>
+          <w:color w:val="auto"/>
+          <w:sz w:val="18"/>
+          <w:szCs w:val="18"/>
+        </w:rPr>
+      </w:pPr>
+      <w:r>
+        <w:rPr>
+          <w:color w:val="auto"/>
+          <w:sz w:val="18"/>
+          <w:szCs w:val="18"/>
+        </w:rPr>
+        <w:t xml:space="preserve">PEFT, </w:t>
+      </w:r>
+      <w:proofErr w:type="spellStart"/>
+      <w:r>
+        <w:rPr>
+          <w:color w:val="auto"/>
+          <w:sz w:val="18"/>
+          <w:szCs w:val="18"/>
+        </w:rPr>
+        <w:t>LoRA</w:t>
+      </w:r>
+      <w:proofErr w:type="spellEnd"/>
+      <w:r>
+        <w:rPr>
+          <w:color w:val="auto"/>
+          <w:sz w:val="18"/>
+          <w:szCs w:val="18"/>
+        </w:rPr>
+        <w:t xml:space="preserve">, </w:t>
+      </w:r>
+      <w:proofErr w:type="spellStart"/>
+      <w:r>
+        <w:rPr>
+          <w:color w:val="auto"/>
+          <w:sz w:val="18"/>
+          <w:szCs w:val="18"/>
+        </w:rPr>
+        <w:t>QLoRA</w:t>
+      </w:r>
+      <w:proofErr w:type="spellEnd"/>
+      <w:r>
+        <w:rPr>
+          <w:color w:val="auto"/>
+          <w:sz w:val="18"/>
+          <w:szCs w:val="18"/>
+        </w:rPr>
+        <w:t>, Unsloth, Transformer Fine-Tuning</w:t>
+      </w:r>
+    </w:p>
+    <w:p>
+      <w:pPr>
+        <w:pStyle w:val="ListParagraph"/>
+        <w:numPr>
+          <w:ilvl w:val="1"/>
+          <w:numId w:val="2"/>
+        </w:numPr>
+        <w:spacing w:after="0" w:line="220" w:lineRule="exact"/>
+        <w:ind w:left="1276" w:firstLine="426"/>
+        <w:rPr>
+          <w:color w:val="auto"/>
+          <w:sz w:val="18"/>
+          <w:szCs w:val="18"/>
+        </w:rPr>
+      </w:pPr>
+      <w:r>
+        <w:rPr>
+          <w:color w:val="auto"/>
+          <w:sz w:val="18"/>
+          <w:szCs w:val="18"/>
+        </w:rPr>
+        <w:t>NumPy, Pandas, Data Preprocessing &amp; Feature Engineering</w:t>
+      </w:r>
+    </w:p>
+    <w:p>
+      <w:pPr>
+        <w:pStyle w:val="ListParagraph"/>
+        <w:numPr>
+          <w:ilvl w:val="1"/>
+          <w:numId w:val="2"/>
+        </w:numPr>
+        <w:spacing w:after="0" w:line="220" w:lineRule="exact"/>
+        <w:ind w:left="1276" w:firstLine="426"/>
+        <w:rPr>
+          <w:color w:val="auto"/>
+          <w:sz w:val="18"/>
+          <w:szCs w:val="18"/>
+        </w:rPr>
+      </w:pPr>
+      <w:r>
+        <w:rPr>
+          <w:color w:val="auto"/>
+          <w:sz w:val="18"/>
+          <w:szCs w:val="18"/>
+        </w:rPr>
+        <w:t>Flask, REST APIs, AI Model Serving</w:t>
+      </w:r>
+    </w:p>
+    <w:p>
+      <w:pPr>
+        <w:pStyle w:val="ListParagraph"/>
+        <w:numPr>
+          <w:ilvl w:val="1"/>
+          <w:numId w:val="2"/>
+        </w:numPr>
+        <w:spacing w:after="0" w:line="220" w:lineRule="exact"/>
+        <w:ind w:left="1276" w:firstLine="426"/>
+        <w:rPr>
+          <w:color w:val="auto"/>
+          <w:sz w:val="18"/>
+          <w:szCs w:val="18"/>
+        </w:rPr>
+      </w:pPr>
+      <w:r>
+        <w:rPr>
+          <w:color w:val="auto"/>
+          <w:sz w:val="18"/>
+          <w:szCs w:val="18"/>
+        </w:rPr>
+        <w:t>MySQL, Vector Databases</w:t>
+      </w:r>
+    </w:p>
+    <w:p>
+      <w:pPr>
+        <w:spacing w:after="0" w:line="220" w:lineRule="exact"/>
+        <w:ind w:firstLine="426"/>
+        <w:rPr>
+          <w:b/>
+          <w:bCs/>
+          <w:color w:val="auto"/>
+          <w:sz w:val="18"/>
+          <w:szCs w:val="18"/>
+        </w:rPr>
+      </w:pPr>
+      <w:r>
+        <w:rPr>
+          <w:b/>
+          <w:bCs/>
+          <w:color w:val="auto"/>
+          <w:sz w:val="18"/>
+          <w:szCs w:val="18"/>
+        </w:rPr>
+        <w:t>Applied Knowledge</w:t>
+      </w:r>
+    </w:p>
+    <w:p>
+      <w:pPr>
+        <w:pStyle w:val="ListParagraph"/>
+        <w:numPr>
+          <w:ilvl w:val="1"/>
+          <w:numId w:val="2"/>
+        </w:numPr>
+        <w:spacing w:after="0" w:line="220" w:lineRule="exact"/>
+        <w:ind w:left="1276" w:firstLine="426"/>
+        <w:rPr>
+          <w:color w:val="auto"/>
+          <w:sz w:val="18"/>
+          <w:szCs w:val="18"/>
+        </w:rPr>
+      </w:pPr>
+      <w:r>
+        <w:rPr>
+          <w:color w:val="auto"/>
+          <w:sz w:val="18"/>
+          <w:szCs w:val="18"/>
+        </w:rPr>
+        <w:t>CNN, RNN, LSTM, Transformers</w:t>
+      </w:r>
+    </w:p>
+    <w:p>
+      <w:pPr>
+        <w:pStyle w:val="ListParagraph"/>
+        <w:numPr>
+          <w:ilvl w:val="1"/>
+          <w:numId w:val="2"/>
+        </w:numPr>
+        <w:spacing w:after="0" w:line="220" w:lineRule="exact"/>
+        <w:ind w:left="1276" w:firstLine="426"/>
+        <w:rPr>
+          <w:color w:val="auto"/>
+          <w:sz w:val="18"/>
+          <w:szCs w:val="18"/>
+        </w:rPr>
+      </w:pPr>
+      <w:r>
+        <w:rPr>
+          <w:color w:val="auto"/>
+          <w:sz w:val="18"/>
+          <w:szCs w:val="18"/>
+        </w:rPr>
+        <w:t>AI Agents, LangChain, Ollama, MCP-based Integrations</w:t>
+      </w:r>
+    </w:p>
+    <w:p>
+      <w:pPr>
+        <w:pStyle w:val="ListParagraph"/>
+        <w:numPr>
+          <w:ilvl w:val="1"/>
+          <w:numId w:val="2"/>
+        </w:numPr>
+        <w:spacing w:after="0" w:line="220" w:lineRule="exact"/>
+        <w:ind w:left="1276" w:firstLine="426"/>
+        <w:rPr>
+          <w:color w:val="auto"/>
+          <w:sz w:val="18"/>
+          <w:szCs w:val="18"/>
+        </w:rPr>
+      </w:pPr>
+      <w:r>
+        <w:rPr>
+          <w:color w:val="auto"/>
+          <w:sz w:val="18"/>
+          <w:szCs w:val="18"/>
+        </w:rPr>
+        <w:t xml:space="preserve">Model Inference &amp; Deployment using </w:t>
+      </w:r>
+      <w:proofErr w:type="spellStart"/>
+      <w:r>
+        <w:rPr>
+          <w:color w:val="auto"/>
+          <w:sz w:val="18"/>
+          <w:szCs w:val="18"/>
+        </w:rPr>
+        <w:t>vLLM</w:t>
+      </w:r>
+      <w:proofErr w:type="spellEnd"/>
+    </w:p>
+    <w:p>
+      <w:pPr>
+        <w:pStyle w:val="ListParagraph"/>
+        <w:numPr>
+          <w:ilvl w:val="1"/>
+          <w:numId w:val="2"/>
+        </w:numPr>
+        <w:spacing w:after="0" w:line="220" w:lineRule="exact"/>
+        <w:ind w:left="1276" w:firstLine="426"/>
+        <w:rPr>
+          <w:color w:val="auto"/>
+          <w:sz w:val="18"/>
+          <w:szCs w:val="18"/>
+        </w:rPr>
+      </w:pPr>
+      <w:r>
+        <w:rPr>
+          <w:color w:val="auto"/>
+          <w:sz w:val="18"/>
+          <w:szCs w:val="18"/>
+        </w:rPr>
+        <w:t>Docker, Git, GitHub</w:t>
+      </w:r>
+    </w:p>
+    <w:p>
+      <w:pPr>
+        <w:pStyle w:val="ListParagraph"/>
+        <w:numPr>
+          <w:ilvl w:val="1"/>
+          <w:numId w:val="2"/>
+        </w:numPr>
+        <w:spacing w:after="0" w:line="220" w:lineRule="exact"/>
+        <w:ind w:left="1276" w:firstLine="426"/>
+        <w:rPr>
+          <w:color w:val="auto"/>
+          <w:sz w:val="18"/>
+          <w:szCs w:val="18"/>
+        </w:rPr>
+      </w:pPr>
+      <w:r>
+        <w:rPr>
+          <w:color w:val="auto"/>
+          <w:sz w:val="18"/>
+          <w:szCs w:val="18"/>
+        </w:rPr>
+        <w:t>Adapter Merging, Base vs Instruct Model Evaluation</w:t>
+      </w:r>
+    </w:p>
+    <w:p>
+      <w:pPr>
+        <w:spacing w:after="0" w:line="220" w:lineRule="exact"/>
+        <w:ind w:firstLine="426"/>
+        <w:rPr>
+          <w:b/>
+          <w:bCs/>
+          <w:color w:val="auto"/>
+          <w:sz w:val="18"/>
+          <w:szCs w:val="18"/>
+        </w:rPr>
+      </w:pPr>
+      <w:r>
+        <w:rPr>
+          <w:b/>
+          <w:bCs/>
+          <w:color w:val="auto"/>
+          <w:sz w:val="18"/>
+          <w:szCs w:val="18"/>
+        </w:rPr>
+        <w:t>Familiarity &amp; Exposure</w:t>
+      </w:r>
+    </w:p>
+    <w:p>
+      <w:pPr>
+        <w:pStyle w:val="ListParagraph"/>
+        <w:numPr>
+          <w:ilvl w:val="1"/>
+          <w:numId w:val="2"/>
+        </w:numPr>
+        <w:tabs>
+          <w:tab w:val="num" w:pos="2268"/>
+        </w:tabs>
+        <w:spacing w:after="0" w:line="220" w:lineRule="exact"/>
+        <w:ind w:left="1276" w:hanging="142"/>
+        <w:rPr>
+          <w:color w:val="auto"/>
+          <w:sz w:val="18"/>
+          <w:szCs w:val="18"/>
+        </w:rPr>
+      </w:pPr>
+      <w:r>
+        <w:rPr>
+          <w:color w:val="auto"/>
+          <w:sz w:val="18"/>
+          <w:szCs w:val="18"/>
+        </w:rPr>
+        <w:t>Computer Vision</w:t>
+      </w:r>
+    </w:p>
+    <w:p>
+      <w:pPr>
+        <w:pStyle w:val="ListParagraph"/>
+        <w:numPr>
+          <w:ilvl w:val="1"/>
+          <w:numId w:val="2"/>
+        </w:numPr>
+        <w:tabs>
+          <w:tab w:val="num" w:pos="2268"/>
+        </w:tabs>
+        <w:spacing w:after="0" w:line="220" w:lineRule="exact"/>
+        <w:ind w:left="1276" w:hanging="142"/>
+        <w:rPr>
+          <w:color w:val="auto"/>
+          <w:sz w:val="18"/>
+          <w:szCs w:val="18"/>
+        </w:rPr>
+      </w:pPr>
+      <w:r>
+        <w:rPr>
+          <w:color w:val="auto"/>
+          <w:sz w:val="18"/>
+          <w:szCs w:val="18"/>
+        </w:rPr>
+        <w:t>KNIME</w:t>
+      </w:r>
+    </w:p>
+    <w:p>
+      <w:pPr>
+        <w:pStyle w:val="ListParagraph"/>
+        <w:numPr>
+          <w:ilvl w:val="1"/>
+          <w:numId w:val="2"/>
+        </w:numPr>
+        <w:tabs>
+          <w:tab w:val="num" w:pos="2268"/>
+        </w:tabs>
+        <w:spacing w:after="0" w:line="220" w:lineRule="exact"/>
+        <w:ind w:left="1276" w:hanging="142"/>
+        <w:rPr>
+          <w:color w:val="auto"/>
+          <w:sz w:val="18"/>
+          <w:szCs w:val="18"/>
+        </w:rPr>
+      </w:pPr>
+      <w:r>
+        <w:rPr>
+          <w:color w:val="auto"/>
+          <w:sz w:val="18"/>
+          <w:szCs w:val="18"/>
+        </w:rPr>
+        <w:t>SAP ABAP &amp; RICEF Development</w:t>
+      </w:r>
+    </w:p>
+    <w:p>
+      <w:pPr>
+        <w:spacing w:before="200" w:after="0" w:line="100" w:lineRule="exact"/>
+        <w:rPr>
+          <w:b/>
+          <w:bCs/>
+          <w:color w:val="auto"/>
+          <w:sz w:val="24"/>
+          <w:szCs w:val="24"/>
+        </w:rPr>
+      </w:pPr>
+      <w:r>
+        <w:rPr>
+          <w:b/>
+          <w:bCs/>
+          <w:color w:val="auto"/>
+          <w:sz w:val="24"/>
+          <w:szCs w:val="24"/>
+        </w:rPr>
+        <w:t>CERTIFICATIONS</w:t>
       </w:r>
     </w:p>
     <w:p>
@@ -1972,425 +2551,11 @@
         </w:numPr>
         <w:tabs>
           <w:tab w:val="clear" w:pos="786"/>
+          <w:tab w:val="num" w:pos="426"/>
+          <w:tab w:val="num" w:pos="567"/>
         </w:tabs>
         <w:spacing w:after="0" w:line="220" w:lineRule="exact"/>
-        <w:ind w:left="1134" w:hanging="141"/>
-        <w:rPr>
-          <w:color w:val="auto"/>
-          <w:sz w:val="18"/>
-          <w:szCs w:val="18"/>
-        </w:rPr>
-      </w:pPr>
-      <w:r>
-        <w:rPr>
-          <w:color w:val="auto"/>
-          <w:sz w:val="18"/>
-          <w:szCs w:val="18"/>
-        </w:rPr>
-        <w:t>Python, TensorFlow, Keras, Scikit-learn</w:t>
-      </w:r>
-    </w:p>
-    <w:p>
-      <w:pPr>
-        <w:pStyle w:val="ListParagraph"/>
-        <w:numPr>
-          <w:ilvl w:val="0"/>
-          <w:numId w:val="2"/>
-        </w:numPr>
-        <w:tabs>
-          <w:tab w:val="clear" w:pos="786"/>
-        </w:tabs>
-        <w:spacing w:after="0" w:line="220" w:lineRule="exact"/>
-        <w:ind w:left="1134" w:hanging="141"/>
-        <w:rPr>
-          <w:color w:val="auto"/>
-          <w:sz w:val="18"/>
-          <w:szCs w:val="18"/>
-        </w:rPr>
-      </w:pPr>
-      <w:r>
-        <w:rPr>
-          <w:color w:val="auto"/>
-          <w:sz w:val="18"/>
-          <w:szCs w:val="18"/>
-        </w:rPr>
-        <w:t>Natural Language Processing, Model Training &amp; Evaluation</w:t>
-      </w:r>
-    </w:p>
-    <w:p>
-      <w:pPr>
-        <w:pStyle w:val="ListParagraph"/>
-        <w:numPr>
-          <w:ilvl w:val="0"/>
-          <w:numId w:val="2"/>
-        </w:numPr>
-        <w:tabs>
-          <w:tab w:val="clear" w:pos="786"/>
-        </w:tabs>
-        <w:spacing w:after="0" w:line="220" w:lineRule="exact"/>
-        <w:ind w:left="1134" w:hanging="141"/>
-        <w:rPr>
-          <w:color w:val="auto"/>
-          <w:sz w:val="18"/>
-          <w:szCs w:val="18"/>
-        </w:rPr>
-      </w:pPr>
-      <w:r>
-        <w:rPr>
-          <w:color w:val="auto"/>
-          <w:sz w:val="18"/>
-          <w:szCs w:val="18"/>
-        </w:rPr>
-        <w:t>NumPy, Pandas</w:t>
-      </w:r>
-    </w:p>
-    <w:p>
-      <w:pPr>
-        <w:pStyle w:val="ListParagraph"/>
-        <w:numPr>
-          <w:ilvl w:val="0"/>
-          <w:numId w:val="2"/>
-        </w:numPr>
-        <w:tabs>
-          <w:tab w:val="clear" w:pos="786"/>
-        </w:tabs>
-        <w:spacing w:after="0" w:line="220" w:lineRule="exact"/>
-        <w:ind w:left="1134" w:hanging="141"/>
-        <w:rPr>
-          <w:color w:val="auto"/>
-          <w:sz w:val="18"/>
-          <w:szCs w:val="18"/>
-        </w:rPr>
-      </w:pPr>
-      <w:r>
-        <w:rPr>
-          <w:color w:val="auto"/>
-          <w:sz w:val="18"/>
-          <w:szCs w:val="18"/>
-        </w:rPr>
-        <w:t>MySQL</w:t>
-      </w:r>
-    </w:p>
-    <w:p>
-      <w:pPr>
-        <w:pStyle w:val="ListParagraph"/>
-        <w:numPr>
-          <w:ilvl w:val="0"/>
-          <w:numId w:val="2"/>
-        </w:numPr>
-        <w:tabs>
-          <w:tab w:val="clear" w:pos="786"/>
-        </w:tabs>
-        <w:spacing w:after="0" w:line="220" w:lineRule="exact"/>
-        <w:ind w:left="1134" w:hanging="141"/>
-        <w:rPr>
-          <w:color w:val="auto"/>
-          <w:sz w:val="18"/>
-          <w:szCs w:val="18"/>
-        </w:rPr>
-      </w:pPr>
-      <w:r>
-        <w:rPr>
-          <w:color w:val="auto"/>
-          <w:sz w:val="18"/>
-          <w:szCs w:val="18"/>
-        </w:rPr>
-        <w:t>Flask, REST APIs</w:t>
-      </w:r>
-    </w:p>
-    <w:p>
-      <w:pPr>
-        <w:spacing w:after="0" w:line="240" w:lineRule="auto"/>
-        <w:ind w:left="567"/>
-        <w:rPr>
-          <w:b/>
-          <w:bCs/>
-          <w:color w:val="auto"/>
-          <w:szCs w:val="20"/>
-        </w:rPr>
-      </w:pPr>
-      <w:r>
-        <w:rPr>
-          <w:b/>
-          <w:bCs/>
-          <w:color w:val="auto"/>
-          <w:szCs w:val="20"/>
-        </w:rPr>
-        <w:t>Working Knowledge</w:t>
-      </w:r>
-    </w:p>
-    <w:p>
-      <w:pPr>
-        <w:pStyle w:val="ListParagraph"/>
-        <w:numPr>
-          <w:ilvl w:val="0"/>
-          <w:numId w:val="2"/>
-        </w:numPr>
-        <w:spacing w:after="0" w:line="220" w:lineRule="exact"/>
-        <w:ind w:left="1134" w:hanging="141"/>
-        <w:rPr>
-          <w:color w:val="auto"/>
-          <w:sz w:val="18"/>
-          <w:szCs w:val="18"/>
-        </w:rPr>
-      </w:pPr>
-      <w:r>
-        <w:rPr>
-          <w:color w:val="auto"/>
-          <w:sz w:val="18"/>
-          <w:szCs w:val="18"/>
-        </w:rPr>
-        <w:t>CNN, RNN, LSTM, Transformers</w:t>
-      </w:r>
-    </w:p>
-    <w:p>
-      <w:pPr>
-        <w:pStyle w:val="ListParagraph"/>
-        <w:numPr>
-          <w:ilvl w:val="0"/>
-          <w:numId w:val="2"/>
-        </w:numPr>
-        <w:spacing w:after="0" w:line="220" w:lineRule="exact"/>
-        <w:ind w:left="1134" w:hanging="141"/>
-        <w:rPr>
-          <w:color w:val="auto"/>
-          <w:sz w:val="18"/>
-          <w:szCs w:val="18"/>
-        </w:rPr>
-      </w:pPr>
-      <w:r>
-        <w:rPr>
-          <w:color w:val="auto"/>
-          <w:sz w:val="18"/>
-          <w:szCs w:val="18"/>
-        </w:rPr>
-        <w:t>Data Preprocessing, Feature Engineering</w:t>
-      </w:r>
-    </w:p>
-    <w:p>
-      <w:pPr>
-        <w:pStyle w:val="ListParagraph"/>
-        <w:numPr>
-          <w:ilvl w:val="0"/>
-          <w:numId w:val="2"/>
-        </w:numPr>
-        <w:spacing w:after="0" w:line="220" w:lineRule="exact"/>
-        <w:ind w:left="1134" w:hanging="141"/>
-        <w:rPr>
-          <w:color w:val="auto"/>
-          <w:sz w:val="18"/>
-          <w:szCs w:val="18"/>
-        </w:rPr>
-      </w:pPr>
-      <w:r>
-        <w:rPr>
-          <w:color w:val="auto"/>
-          <w:sz w:val="18"/>
-          <w:szCs w:val="18"/>
-        </w:rPr>
-        <w:t>Docker</w:t>
-      </w:r>
-    </w:p>
-    <w:p>
-      <w:pPr>
-        <w:pStyle w:val="ListParagraph"/>
-        <w:numPr>
-          <w:ilvl w:val="0"/>
-          <w:numId w:val="2"/>
-        </w:numPr>
-        <w:spacing w:after="0" w:line="220" w:lineRule="exact"/>
-        <w:ind w:left="1134" w:hanging="141"/>
-        <w:rPr>
-          <w:b/>
-          <w:bCs/>
-          <w:color w:val="auto"/>
-          <w:szCs w:val="20"/>
-        </w:rPr>
-      </w:pPr>
-      <w:r>
-        <w:rPr>
-          <w:color w:val="auto"/>
-          <w:sz w:val="18"/>
-          <w:szCs w:val="18"/>
-        </w:rPr>
-        <w:t>Git, GitHub</w:t>
-      </w:r>
-    </w:p>
-    <w:p>
-      <w:pPr>
-        <w:spacing w:after="0" w:line="240" w:lineRule="auto"/>
-        <w:ind w:left="567"/>
-        <w:rPr>
-          <w:b/>
-          <w:bCs/>
-          <w:color w:val="auto"/>
-          <w:szCs w:val="20"/>
-        </w:rPr>
-      </w:pPr>
-      <w:r>
-        <w:rPr>
-          <w:b/>
-          <w:bCs/>
-          <w:color w:val="auto"/>
-          <w:szCs w:val="20"/>
-        </w:rPr>
-        <w:t>Exposure</w:t>
-      </w:r>
-    </w:p>
-    <w:p>
-      <w:pPr>
-        <w:pStyle w:val="ListParagraph"/>
-        <w:numPr>
-          <w:ilvl w:val="0"/>
-          <w:numId w:val="2"/>
-        </w:numPr>
-        <w:spacing w:after="0" w:line="220" w:lineRule="exact"/>
-        <w:ind w:left="1134" w:hanging="141"/>
-        <w:rPr>
-          <w:color w:val="auto"/>
-          <w:sz w:val="18"/>
-          <w:szCs w:val="18"/>
-        </w:rPr>
-      </w:pPr>
-      <w:r>
-        <w:rPr>
-          <w:color w:val="auto"/>
-          <w:sz w:val="18"/>
-          <w:szCs w:val="18"/>
-        </w:rPr>
-        <w:t>Computer Vision</w:t>
-      </w:r>
-    </w:p>
-    <w:p>
-      <w:pPr>
-        <w:pStyle w:val="ListParagraph"/>
-        <w:numPr>
-          <w:ilvl w:val="0"/>
-          <w:numId w:val="2"/>
-        </w:numPr>
-        <w:spacing w:after="0" w:line="220" w:lineRule="exact"/>
-        <w:ind w:left="1134" w:hanging="141"/>
-        <w:rPr>
-          <w:color w:val="auto"/>
-          <w:sz w:val="18"/>
-          <w:szCs w:val="18"/>
-        </w:rPr>
-      </w:pPr>
-      <w:r>
-        <w:rPr>
-          <w:color w:val="auto"/>
-          <w:sz w:val="18"/>
-          <w:szCs w:val="18"/>
-        </w:rPr>
-        <w:t>LangChain, Ollama, FAISS</w:t>
-      </w:r>
-    </w:p>
-    <w:p>
-      <w:pPr>
-        <w:pStyle w:val="ListParagraph"/>
-        <w:numPr>
-          <w:ilvl w:val="0"/>
-          <w:numId w:val="2"/>
-        </w:numPr>
-        <w:spacing w:after="0" w:line="220" w:lineRule="exact"/>
-        <w:ind w:left="1134" w:hanging="141"/>
-        <w:rPr>
-          <w:color w:val="auto"/>
-          <w:sz w:val="18"/>
-          <w:szCs w:val="18"/>
-        </w:rPr>
-      </w:pPr>
-      <w:r>
-        <w:rPr>
-          <w:color w:val="auto"/>
-          <w:sz w:val="18"/>
-          <w:szCs w:val="18"/>
-        </w:rPr>
-        <w:t>Kubernetes</w:t>
-      </w:r>
-    </w:p>
-    <w:p>
-      <w:pPr>
-        <w:pStyle w:val="ListParagraph"/>
-        <w:numPr>
-          <w:ilvl w:val="0"/>
-          <w:numId w:val="2"/>
-        </w:numPr>
-        <w:spacing w:after="0" w:line="220" w:lineRule="exact"/>
-        <w:ind w:left="1134" w:hanging="141"/>
-        <w:rPr>
-          <w:color w:val="auto"/>
-          <w:sz w:val="18"/>
-          <w:szCs w:val="18"/>
-        </w:rPr>
-      </w:pPr>
-      <w:r>
-        <w:rPr>
-          <w:color w:val="auto"/>
-          <w:sz w:val="18"/>
-          <w:szCs w:val="18"/>
-        </w:rPr>
-        <w:t>KNIME</w:t>
-      </w:r>
-    </w:p>
-    <w:p>
-      <w:pPr>
-        <w:pStyle w:val="ListParagraph"/>
-        <w:numPr>
-          <w:ilvl w:val="0"/>
-          <w:numId w:val="2"/>
-        </w:numPr>
-        <w:spacing w:after="0" w:line="220" w:lineRule="exact"/>
-        <w:ind w:left="1134" w:hanging="141"/>
-        <w:rPr>
-          <w:color w:val="auto"/>
-          <w:sz w:val="18"/>
-          <w:szCs w:val="18"/>
-        </w:rPr>
-      </w:pPr>
-      <w:r>
-        <w:rPr>
-          <w:color w:val="auto"/>
-          <w:sz w:val="18"/>
-          <w:szCs w:val="18"/>
-        </w:rPr>
-        <w:t>SAP ABAP</w:t>
-      </w:r>
-    </w:p>
-    <w:p>
-      <w:pPr>
-        <w:spacing w:before="200" w:after="0" w:line="100" w:lineRule="exact"/>
-        <w:rPr>
-          <w:b/>
-          <w:bCs/>
-          <w:color w:val="auto"/>
-          <w:sz w:val="24"/>
-          <w:szCs w:val="24"/>
-        </w:rPr>
-      </w:pPr>
-      <w:r>
-        <w:rPr>
-          <w:b/>
-          <w:bCs/>
-          <w:color w:val="auto"/>
-          <w:sz w:val="24"/>
-          <w:szCs w:val="24"/>
-        </w:rPr>
-        <w:t>CERTIFICATIONS</w:t>
-      </w:r>
-    </w:p>
-    <w:p>
-      <w:pPr>
-        <w:pStyle w:val="ListParagraph"/>
-        <w:numPr>
-          <w:ilvl w:val="0"/>
-          <w:numId w:val="2"/>
-        </w:numPr>
-        <w:tabs>
-          <w:tab w:val="num" w:pos="567"/>
-        </w:tabs>
-        <w:spacing w:after="0" w:line="220" w:lineRule="exact"/>
-        <w:ind w:left="709" w:hanging="142"/>
+        <w:ind w:left="426" w:hanging="142"/>
         <w:rPr>
           <w:b/>
           <w:bCs/>
@@ -2427,7 +2592,7 @@
             <w14:ligatures w14:val="standardContextual"/>
           </w:rPr>
           <w:drawing>
-            <wp:inline distT="0" distB="0" distL="0" distR="0" wp14:anchorId="5B8A4553" wp14:editId="33B0952D">
+            <wp:inline distT="0" distB="0" distL="0" distR="0" wp14:anchorId="5B8A4553" wp14:editId="42F52F37">
               <wp:extent cx="90435" cy="90435"/>
               <wp:effectExtent l="0" t="0" r="5080" b="5080"/>
               <wp:docPr id="1592110006" name="Picture 5">
@@ -2494,10 +2659,12 @@
           <w:numId w:val="2"/>
         </w:numPr>
         <w:tabs>
+          <w:tab w:val="clear" w:pos="786"/>
+          <w:tab w:val="num" w:pos="426"/>
           <w:tab w:val="num" w:pos="567"/>
         </w:tabs>
         <w:spacing w:after="0" w:line="220" w:lineRule="exact"/>
-        <w:ind w:left="709" w:hanging="142"/>
+        <w:ind w:left="426" w:hanging="142"/>
         <w:rPr>
           <w:color w:val="auto"/>
           <w:sz w:val="18"/>
@@ -2541,7 +2708,7 @@
           <w14:ligatures w14:val="standardContextual"/>
         </w:rPr>
         <w:drawing>
-          <wp:inline distT="0" distB="0" distL="0" distR="0" wp14:anchorId="5971B008" wp14:editId="40C3D434">
+          <wp:inline distT="0" distB="0" distL="0" distR="0" wp14:anchorId="5971B008" wp14:editId="4C10FE36">
             <wp:extent cx="90435" cy="90435"/>
             <wp:effectExtent l="0" t="0" r="5080" b="5080"/>
             <wp:docPr id="1006010278" name="Picture 5">
@@ -2702,6 +2869,267 @@
 <file path=word/numbering.xml><?xml version="1.0" encoding="utf-8"?>
 <w:numbering xmlns:wpc="http://schemas.microsoft.com/office/word/2010/wordprocessingCanvas" xmlns:cx="http://schemas.microsoft.com/office/drawing/2014/chartex" xmlns:cx1="http://schemas.microsoft.com/office/drawing/2015/9/8/chartex" xmlns:cx2="http://schemas.microsoft.com/office/drawing/2015/10/21/chartex" xmlns:cx3="http://schemas.microsoft.com/office/drawing/2016/5/9/chartex" xmlns:cx4="http://schemas.microsoft.com/office/drawing/2016/5/10/chartex" xmlns:cx5="http://schemas.microsoft.com/office/drawing/2016/5/11/chartex" xmlns:cx6="http://schemas.microsoft.com/office/drawing/2016/5/12/chartex" xmlns:cx7="http://schemas.microsoft.com/office/drawing/2016/5/13/chartex" xmlns:cx8="http://schemas.microsoft.com/office/drawing/2016/5/14/chartex" xmlns:mc="http://schemas.openxmlformats.org/markup-compatibility/2006" xmlns:aink="http://schemas.microsoft.com/office/drawing/2016/ink" xmlns:am3d="http://schemas.microsoft.com/office/drawing/2017/model3d" xmlns:o="urn:schemas-microsoft-com:office:office" xmlns:oel="http://schemas.microsoft.com/office/2019/extlst" xmlns:r="http://schemas.openxmlformats.org/officeDocument/2006/relationships" xmlns:m="http://schemas.openxmlformats.org/officeDocument/2006/math" xmlns:v="urn:schemas-microsoft-com:vml" xmlns:wp14="http://schemas.microsoft.com/office/word/2010/wordprocessingDrawing" xmlns:wp="http://schemas.openxmlformats.org/drawingml/2006/wordprocessingDrawing" xmlns:w10="urn:schemas-microsoft-com:office:word" xmlns:w="http://schemas.openxmlformats.org/wordprocessingml/2006/main" xmlns:w14="http://schemas.microsoft.com/office/word/2010/wordml" xmlns:w15="http://schemas.microsoft.com/office/word/2012/wordml" xmlns:w16cex="http://schemas.microsoft.com/office/word/2018/wordml/cex" xmlns:w16cid="http://schemas.microsoft.com/office/word/2016/wordml/cid" xmlns:w16="http://schemas.microsoft.com/office/word/2018/wordml" xmlns:w16du="http://schemas.microsoft.com/office/word/2023/wordml/word16du" xmlns:w16sdtdh="http://schemas.microsoft.com/office/word/2020/wordml/sdtdatahash" xmlns:w16sdtfl="http://schemas.microsoft.com/office/word/2024/wordml/sdtformatlock" xmlns:w16se="http://schemas.microsoft.com/office/word/2015/wordml/symex" xmlns:wpg="http://schemas.microsoft.com/office/word/2010/wordprocessingGroup" xmlns:wpi="http://schemas.microsoft.com/office/word/2010/wordprocessingInk" xmlns:wne="http://schemas.microsoft.com/office/word/2006/wordml" xmlns:wps="http://schemas.microsoft.com/office/word/2010/wordprocessingShape" mc:Ignorable="w14 w15 w16se w16cid w16 w16cex w16sdtdh w16sdtfl w16du wp14">
   <w:abstractNum w:abstractNumId="0" w15:restartNumberingAfterBreak="0">
+    <w:nsid w:val="06FF1612"/>
+    <w:multiLevelType w:val="hybridMultilevel"/>
+    <w:tmpl w:val="DEB8B8FC"/>
+    <w:lvl w:ilvl="0" w:tplc="1FD21390">
+      <w:numFmt w:val="bullet"/>
+      <w:lvlText w:val="-"/>
+      <w:lvlJc w:val="left"/>
+      <w:pPr>
+        <w:ind w:left="720" w:hanging="360"/>
+      </w:pPr>
+      <w:rPr>
+        <w:rFonts w:ascii="Calibri" w:eastAsiaTheme="minorHAnsi" w:hAnsi="Calibri" w:cs="Calibri" w:hint="default"/>
+      </w:rPr>
+    </w:lvl>
+    <w:lvl w:ilvl="1" w:tplc="40090003" w:tentative="1">
+      <w:start w:val="1"/>
+      <w:numFmt w:val="bullet"/>
+      <w:lvlText w:val="o"/>
+      <w:lvlJc w:val="left"/>
+      <w:pPr>
+        <w:ind w:left="1440" w:hanging="360"/>
+      </w:pPr>
+      <w:rPr>
+        <w:rFonts w:ascii="Courier New" w:hAnsi="Courier New" w:cs="Courier New" w:hint="default"/>
+      </w:rPr>
+    </w:lvl>
+    <w:lvl w:ilvl="2" w:tplc="40090005" w:tentative="1">
+      <w:start w:val="1"/>
+      <w:numFmt w:val="bullet"/>
+      <w:lvlText w:val=""/>
+      <w:lvlJc w:val="left"/>
+      <w:pPr>
+        <w:ind w:left="2160" w:hanging="360"/>
+      </w:pPr>
+      <w:rPr>
+        <w:rFonts w:ascii="Wingdings" w:hAnsi="Wingdings" w:hint="default"/>
+      </w:rPr>
+    </w:lvl>
+    <w:lvl w:ilvl="3" w:tplc="40090001" w:tentative="1">
+      <w:start w:val="1"/>
+      <w:numFmt w:val="bullet"/>
+      <w:lvlText w:val=""/>
+      <w:lvlJc w:val="left"/>
+      <w:pPr>
+        <w:ind w:left="2880" w:hanging="360"/>
+      </w:pPr>
+      <w:rPr>
+        <w:rFonts w:ascii="Symbol" w:hAnsi="Symbol" w:hint="default"/>
+      </w:rPr>
+    </w:lvl>
+    <w:lvl w:ilvl="4" w:tplc="40090003" w:tentative="1">
+      <w:start w:val="1"/>
+      <w:numFmt w:val="bullet"/>
+      <w:lvlText w:val="o"/>
+      <w:lvlJc w:val="left"/>
+      <w:pPr>
+        <w:ind w:left="3600" w:hanging="360"/>
+      </w:pPr>
+      <w:rPr>
+        <w:rFonts w:ascii="Courier New" w:hAnsi="Courier New" w:cs="Courier New" w:hint="default"/>
+      </w:rPr>
+    </w:lvl>
+    <w:lvl w:ilvl="5" w:tplc="40090005" w:tentative="1">
+      <w:start w:val="1"/>
+      <w:numFmt w:val="bullet"/>
+      <w:lvlText w:val=""/>
+      <w:lvlJc w:val="left"/>
+      <w:pPr>
+        <w:ind w:left="4320" w:hanging="360"/>
+      </w:pPr>
+      <w:rPr>
+        <w:rFonts w:ascii="Wingdings" w:hAnsi="Wingdings" w:hint="default"/>
+      </w:rPr>
+    </w:lvl>
+    <w:lvl w:ilvl="6" w:tplc="40090001" w:tentative="1">
+      <w:start w:val="1"/>
+      <w:numFmt w:val="bullet"/>
+      <w:lvlText w:val=""/>
+      <w:lvlJc w:val="left"/>
+      <w:pPr>
+        <w:ind w:left="5040" w:hanging="360"/>
+      </w:pPr>
+      <w:rPr>
+        <w:rFonts w:ascii="Symbol" w:hAnsi="Symbol" w:hint="default"/>
+      </w:rPr>
+    </w:lvl>
+    <w:lvl w:ilvl="7" w:tplc="40090003" w:tentative="1">
+      <w:start w:val="1"/>
+      <w:numFmt w:val="bullet"/>
+      <w:lvlText w:val="o"/>
+      <w:lvlJc w:val="left"/>
+      <w:pPr>
+        <w:ind w:left="5760" w:hanging="360"/>
+      </w:pPr>
+      <w:rPr>
+        <w:rFonts w:ascii="Courier New" w:hAnsi="Courier New" w:cs="Courier New" w:hint="default"/>
+      </w:rPr>
+    </w:lvl>
+    <w:lvl w:ilvl="8" w:tplc="40090005" w:tentative="1">
+      <w:start w:val="1"/>
+      <w:numFmt w:val="bullet"/>
+      <w:lvlText w:val=""/>
+      <w:lvlJc w:val="left"/>
+      <w:pPr>
+        <w:ind w:left="6480" w:hanging="360"/>
+      </w:pPr>
+      <w:rPr>
+        <w:rFonts w:ascii="Wingdings" w:hAnsi="Wingdings" w:hint="default"/>
+      </w:rPr>
+    </w:lvl>
+  </w:abstractNum>
+  <w:abstractNum w:abstractNumId="1" w15:restartNumberingAfterBreak="0">
+    <w:nsid w:val="0999568F"/>
+    <w:multiLevelType w:val="multilevel"/>
+    <w:tmpl w:val="D7CE80BC"/>
+    <w:lvl w:ilvl="0">
+      <w:start w:val="1"/>
+      <w:numFmt w:val="bullet"/>
+      <w:lvlText w:val=""/>
+      <w:lvlJc w:val="left"/>
+      <w:pPr>
+        <w:tabs>
+          <w:tab w:val="num" w:pos="720"/>
+        </w:tabs>
+        <w:ind w:left="720" w:hanging="360"/>
+      </w:pPr>
+      <w:rPr>
+        <w:rFonts w:ascii="Symbol" w:hAnsi="Symbol" w:hint="default"/>
+        <w:sz w:val="20"/>
+      </w:rPr>
+    </w:lvl>
+    <w:lvl w:ilvl="1" w:tentative="1">
+      <w:start w:val="1"/>
+      <w:numFmt w:val="bullet"/>
+      <w:lvlText w:val="o"/>
+      <w:lvlJc w:val="left"/>
+      <w:pPr>
+        <w:tabs>
+          <w:tab w:val="num" w:pos="1440"/>
+        </w:tabs>
+        <w:ind w:left="1440" w:hanging="360"/>
+      </w:pPr>
+      <w:rPr>
+        <w:rFonts w:ascii="Courier New" w:hAnsi="Courier New" w:hint="default"/>
+        <w:sz w:val="20"/>
+      </w:rPr>
+    </w:lvl>
+    <w:lvl w:ilvl="2" w:tentative="1">
+      <w:start w:val="1"/>
+      <w:numFmt w:val="bullet"/>
+      <w:lvlText w:val=""/>
+      <w:lvlJc w:val="left"/>
+      <w:pPr>
+        <w:tabs>
+          <w:tab w:val="num" w:pos="2160"/>
+        </w:tabs>
+        <w:ind w:left="2160" w:hanging="360"/>
+      </w:pPr>
+      <w:rPr>
+        <w:rFonts w:ascii="Wingdings" w:hAnsi="Wingdings" w:hint="default"/>
+        <w:sz w:val="20"/>
+      </w:rPr>
+    </w:lvl>
+    <w:lvl w:ilvl="3" w:tentative="1">
+      <w:start w:val="1"/>
+      <w:numFmt w:val="bullet"/>
+      <w:lvlText w:val=""/>
+      <w:lvlJc w:val="left"/>
+      <w:pPr>
+        <w:tabs>
+          <w:tab w:val="num" w:pos="2880"/>
+        </w:tabs>
+        <w:ind w:left="2880" w:hanging="360"/>
+      </w:pPr>
+      <w:rPr>
+        <w:rFonts w:ascii="Wingdings" w:hAnsi="Wingdings" w:hint="default"/>
+        <w:sz w:val="20"/>
+      </w:rPr>
+    </w:lvl>
+    <w:lvl w:ilvl="4" w:tentative="1">
+      <w:start w:val="1"/>
+      <w:numFmt w:val="bullet"/>
+      <w:lvlText w:val=""/>
+      <w:lvlJc w:val="left"/>
+      <w:pPr>
+        <w:tabs>
+          <w:tab w:val="num" w:pos="3600"/>
+        </w:tabs>
+        <w:ind w:left="3600" w:hanging="360"/>
+      </w:pPr>
+      <w:rPr>
+        <w:rFonts w:ascii="Wingdings" w:hAnsi="Wingdings" w:hint="default"/>
+        <w:sz w:val="20"/>
+      </w:rPr>
+    </w:lvl>
+    <w:lvl w:ilvl="5" w:tentative="1">
+      <w:start w:val="1"/>
+      <w:numFmt w:val="bullet"/>
+      <w:lvlText w:val=""/>
+      <w:lvlJc w:val="left"/>
+      <w:pPr>
+        <w:tabs>
+          <w:tab w:val="num" w:pos="4320"/>
+        </w:tabs>
+        <w:ind w:left="4320" w:hanging="360"/>
+      </w:pPr>
+      <w:rPr>
+        <w:rFonts w:ascii="Wingdings" w:hAnsi="Wingdings" w:hint="default"/>
+        <w:sz w:val="20"/>
+      </w:rPr>
+    </w:lvl>
+    <w:lvl w:ilvl="6" w:tentative="1">
+      <w:start w:val="1"/>
+      <w:numFmt w:val="bullet"/>
+      <w:lvlText w:val=""/>
+      <w:lvlJc w:val="left"/>
+      <w:pPr>
+        <w:tabs>
+          <w:tab w:val="num" w:pos="5040"/>
+        </w:tabs>
+        <w:ind w:left="5040" w:hanging="360"/>
+      </w:pPr>
+      <w:rPr>
+        <w:rFonts w:ascii="Wingdings" w:hAnsi="Wingdings" w:hint="default"/>
+        <w:sz w:val="20"/>
+      </w:rPr>
+    </w:lvl>
+    <w:lvl w:ilvl="7" w:tentative="1">
+      <w:start w:val="1"/>
+      <w:numFmt w:val="bullet"/>
+      <w:lvlText w:val=""/>
+      <w:lvlJc w:val="left"/>
+      <w:pPr>
+        <w:tabs>
+          <w:tab w:val="num" w:pos="5760"/>
+        </w:tabs>
+        <w:ind w:left="5760" w:hanging="360"/>
+      </w:pPr>
+      <w:rPr>
+        <w:rFonts w:ascii="Wingdings" w:hAnsi="Wingdings" w:hint="default"/>
+        <w:sz w:val="20"/>
+      </w:rPr>
+    </w:lvl>
+    <w:lvl w:ilvl="8" w:tentative="1">
+      <w:start w:val="1"/>
+      <w:numFmt w:val="bullet"/>
+      <w:lvlText w:val=""/>
+      <w:lvlJc w:val="left"/>
+      <w:pPr>
+        <w:tabs>
+          <w:tab w:val="num" w:pos="6480"/>
+        </w:tabs>
+        <w:ind w:left="6480" w:hanging="360"/>
+      </w:pPr>
+      <w:rPr>
+        <w:rFonts w:ascii="Wingdings" w:hAnsi="Wingdings" w:hint="default"/>
+        <w:sz w:val="20"/>
+      </w:rPr>
+    </w:lvl>
+  </w:abstractNum>
+  <w:abstractNum w:abstractNumId="2" w15:restartNumberingAfterBreak="0">
     <w:nsid w:val="19FD4007"/>
     <w:multiLevelType w:val="multilevel"/>
     <w:tmpl w:val="44666F24"/>
@@ -2821,7 +3249,156 @@
       </w:rPr>
     </w:lvl>
   </w:abstractNum>
-  <w:abstractNum w:abstractNumId="1" w15:restartNumberingAfterBreak="0">
+  <w:abstractNum w:abstractNumId="3" w15:restartNumberingAfterBreak="0">
+    <w:nsid w:val="21B67E4F"/>
+    <w:multiLevelType w:val="multilevel"/>
+    <w:tmpl w:val="C804D7FE"/>
+    <w:lvl w:ilvl="0">
+      <w:start w:val="1"/>
+      <w:numFmt w:val="bullet"/>
+      <w:lvlText w:val=""/>
+      <w:lvlJc w:val="left"/>
+      <w:pPr>
+        <w:tabs>
+          <w:tab w:val="num" w:pos="720"/>
+        </w:tabs>
+        <w:ind w:left="720" w:hanging="360"/>
+      </w:pPr>
+      <w:rPr>
+        <w:rFonts w:ascii="Symbol" w:hAnsi="Symbol" w:hint="default"/>
+        <w:sz w:val="20"/>
+      </w:rPr>
+    </w:lvl>
+    <w:lvl w:ilvl="1" w:tentative="1">
+      <w:start w:val="1"/>
+      <w:numFmt w:val="bullet"/>
+      <w:lvlText w:val="o"/>
+      <w:lvlJc w:val="left"/>
+      <w:pPr>
+        <w:tabs>
+          <w:tab w:val="num" w:pos="1440"/>
+        </w:tabs>
+        <w:ind w:left="1440" w:hanging="360"/>
+      </w:pPr>
+      <w:rPr>
+        <w:rFonts w:ascii="Courier New" w:hAnsi="Courier New" w:hint="default"/>
+        <w:sz w:val="20"/>
+      </w:rPr>
+    </w:lvl>
+    <w:lvl w:ilvl="2" w:tentative="1">
+      <w:start w:val="1"/>
+      <w:numFmt w:val="bullet"/>
+      <w:lvlText w:val=""/>
+      <w:lvlJc w:val="left"/>
+      <w:pPr>
+        <w:tabs>
+          <w:tab w:val="num" w:pos="2160"/>
+        </w:tabs>
+        <w:ind w:left="2160" w:hanging="360"/>
+      </w:pPr>
+      <w:rPr>
+        <w:rFonts w:ascii="Wingdings" w:hAnsi="Wingdings" w:hint="default"/>
+        <w:sz w:val="20"/>
+      </w:rPr>
+    </w:lvl>
+    <w:lvl w:ilvl="3" w:tentative="1">
+      <w:start w:val="1"/>
+      <w:numFmt w:val="bullet"/>
+      <w:lvlText w:val=""/>
+      <w:lvlJc w:val="left"/>
+      <w:pPr>
+        <w:tabs>
+          <w:tab w:val="num" w:pos="2880"/>
+        </w:tabs>
+        <w:ind w:left="2880" w:hanging="360"/>
+      </w:pPr>
+      <w:rPr>
+        <w:rFonts w:ascii="Wingdings" w:hAnsi="Wingdings" w:hint="default"/>
+        <w:sz w:val="20"/>
+      </w:rPr>
+    </w:lvl>
+    <w:lvl w:ilvl="4" w:tentative="1">
+      <w:start w:val="1"/>
+      <w:numFmt w:val="bullet"/>
+      <w:lvlText w:val=""/>
+      <w:lvlJc w:val="left"/>
+      <w:pPr>
+        <w:tabs>
+          <w:tab w:val="num" w:pos="3600"/>
+        </w:tabs>
+        <w:ind w:left="3600" w:hanging="360"/>
+      </w:pPr>
+      <w:rPr>
+        <w:rFonts w:ascii="Wingdings" w:hAnsi="Wingdings" w:hint="default"/>
+        <w:sz w:val="20"/>
+      </w:rPr>
+    </w:lvl>
+    <w:lvl w:ilvl="5" w:tentative="1">
+      <w:start w:val="1"/>
+      <w:numFmt w:val="bullet"/>
+      <w:lvlText w:val=""/>
+      <w:lvlJc w:val="left"/>
+      <w:pPr>
+        <w:tabs>
+          <w:tab w:val="num" w:pos="4320"/>
+        </w:tabs>
+        <w:ind w:left="4320" w:hanging="360"/>
+      </w:pPr>
+      <w:rPr>
+        <w:rFonts w:ascii="Wingdings" w:hAnsi="Wingdings" w:hint="default"/>
+        <w:sz w:val="20"/>
+      </w:rPr>
+    </w:lvl>
+    <w:lvl w:ilvl="6" w:tentative="1">
+      <w:start w:val="1"/>
+      <w:numFmt w:val="bullet"/>
+      <w:lvlText w:val=""/>
+      <w:lvlJc w:val="left"/>
+      <w:pPr>
+        <w:tabs>
+          <w:tab w:val="num" w:pos="5040"/>
+        </w:tabs>
+        <w:ind w:left="5040" w:hanging="360"/>
+      </w:pPr>
+      <w:rPr>
+        <w:rFonts w:ascii="Wingdings" w:hAnsi="Wingdings" w:hint="default"/>
+        <w:sz w:val="20"/>
+      </w:rPr>
+    </w:lvl>
+    <w:lvl w:ilvl="7" w:tentative="1">
+      <w:start w:val="1"/>
+      <w:numFmt w:val="bullet"/>
+      <w:lvlText w:val=""/>
+      <w:lvlJc w:val="left"/>
+      <w:pPr>
+        <w:tabs>
+          <w:tab w:val="num" w:pos="5760"/>
+        </w:tabs>
+        <w:ind w:left="5760" w:hanging="360"/>
+      </w:pPr>
+      <w:rPr>
+        <w:rFonts w:ascii="Wingdings" w:hAnsi="Wingdings" w:hint="default"/>
+        <w:sz w:val="20"/>
+      </w:rPr>
+    </w:lvl>
+    <w:lvl w:ilvl="8" w:tentative="1">
+      <w:start w:val="1"/>
+      <w:numFmt w:val="bullet"/>
+      <w:lvlText w:val=""/>
+      <w:lvlJc w:val="left"/>
+      <w:pPr>
+        <w:tabs>
+          <w:tab w:val="num" w:pos="6480"/>
+        </w:tabs>
+        <w:ind w:left="6480" w:hanging="360"/>
+      </w:pPr>
+      <w:rPr>
+        <w:rFonts w:ascii="Wingdings" w:hAnsi="Wingdings" w:hint="default"/>
+        <w:sz w:val="20"/>
+      </w:rPr>
+    </w:lvl>
+  </w:abstractNum>
+  <w:abstractNum w:abstractNumId="4" w15:restartNumberingAfterBreak="0">
     <w:nsid w:val="257D73A2"/>
     <w:multiLevelType w:val="hybridMultilevel"/>
     <w:tmpl w:val="1CA67BFC"/>
@@ -2933,7 +3510,7 @@
       </w:rPr>
     </w:lvl>
   </w:abstractNum>
-  <w:abstractNum w:abstractNumId="2" w15:restartNumberingAfterBreak="0">
+  <w:abstractNum w:abstractNumId="5" w15:restartNumberingAfterBreak="0">
     <w:nsid w:val="27F774D2"/>
     <w:multiLevelType w:val="hybridMultilevel"/>
     <w:tmpl w:val="E02A6AF2"/>
@@ -3046,10 +3623,10 @@
       </w:rPr>
     </w:lvl>
   </w:abstractNum>
-  <w:abstractNum w:abstractNumId="3" w15:restartNumberingAfterBreak="0">
+  <w:abstractNum w:abstractNumId="6" w15:restartNumberingAfterBreak="0">
     <w:nsid w:val="29195FF9"/>
     <w:multiLevelType w:val="multilevel"/>
-    <w:tmpl w:val="157444EA"/>
+    <w:tmpl w:val="481E288E"/>
     <w:lvl w:ilvl="0">
       <w:start w:val="1"/>
       <w:numFmt w:val="bullet"/>
@@ -3067,15 +3644,159 @@
       </w:rPr>
     </w:lvl>
     <w:lvl w:ilvl="1">
+      <w:numFmt w:val="bullet"/>
+      <w:lvlText w:val="-"/>
+      <w:lvlJc w:val="left"/>
+      <w:pPr>
+        <w:ind w:left="1495" w:hanging="360"/>
+      </w:pPr>
+      <w:rPr>
+        <w:rFonts w:ascii="Calibri" w:eastAsiaTheme="minorHAnsi" w:hAnsi="Calibri" w:cs="Calibri" w:hint="default"/>
+      </w:rPr>
+    </w:lvl>
+    <w:lvl w:ilvl="2" w:tentative="1">
+      <w:start w:val="1"/>
+      <w:numFmt w:val="bullet"/>
+      <w:lvlText w:val=""/>
+      <w:lvlJc w:val="left"/>
+      <w:pPr>
+        <w:tabs>
+          <w:tab w:val="num" w:pos="3312"/>
+        </w:tabs>
+        <w:ind w:left="3312" w:hanging="360"/>
+      </w:pPr>
+      <w:rPr>
+        <w:rFonts w:ascii="Wingdings" w:hAnsi="Wingdings" w:hint="default"/>
+        <w:sz w:val="20"/>
+      </w:rPr>
+    </w:lvl>
+    <w:lvl w:ilvl="3" w:tentative="1">
+      <w:start w:val="1"/>
+      <w:numFmt w:val="bullet"/>
+      <w:lvlText w:val=""/>
+      <w:lvlJc w:val="left"/>
+      <w:pPr>
+        <w:tabs>
+          <w:tab w:val="num" w:pos="4032"/>
+        </w:tabs>
+        <w:ind w:left="4032" w:hanging="360"/>
+      </w:pPr>
+      <w:rPr>
+        <w:rFonts w:ascii="Wingdings" w:hAnsi="Wingdings" w:hint="default"/>
+        <w:sz w:val="20"/>
+      </w:rPr>
+    </w:lvl>
+    <w:lvl w:ilvl="4" w:tentative="1">
+      <w:start w:val="1"/>
+      <w:numFmt w:val="bullet"/>
+      <w:lvlText w:val=""/>
+      <w:lvlJc w:val="left"/>
+      <w:pPr>
+        <w:tabs>
+          <w:tab w:val="num" w:pos="4752"/>
+        </w:tabs>
+        <w:ind w:left="4752" w:hanging="360"/>
+      </w:pPr>
+      <w:rPr>
+        <w:rFonts w:ascii="Wingdings" w:hAnsi="Wingdings" w:hint="default"/>
+        <w:sz w:val="20"/>
+      </w:rPr>
+    </w:lvl>
+    <w:lvl w:ilvl="5" w:tentative="1">
+      <w:start w:val="1"/>
+      <w:numFmt w:val="bullet"/>
+      <w:lvlText w:val=""/>
+      <w:lvlJc w:val="left"/>
+      <w:pPr>
+        <w:tabs>
+          <w:tab w:val="num" w:pos="5472"/>
+        </w:tabs>
+        <w:ind w:left="5472" w:hanging="360"/>
+      </w:pPr>
+      <w:rPr>
+        <w:rFonts w:ascii="Wingdings" w:hAnsi="Wingdings" w:hint="default"/>
+        <w:sz w:val="20"/>
+      </w:rPr>
+    </w:lvl>
+    <w:lvl w:ilvl="6" w:tentative="1">
+      <w:start w:val="1"/>
+      <w:numFmt w:val="bullet"/>
+      <w:lvlText w:val=""/>
+      <w:lvlJc w:val="left"/>
+      <w:pPr>
+        <w:tabs>
+          <w:tab w:val="num" w:pos="6192"/>
+        </w:tabs>
+        <w:ind w:left="6192" w:hanging="360"/>
+      </w:pPr>
+      <w:rPr>
+        <w:rFonts w:ascii="Wingdings" w:hAnsi="Wingdings" w:hint="default"/>
+        <w:sz w:val="20"/>
+      </w:rPr>
+    </w:lvl>
+    <w:lvl w:ilvl="7" w:tentative="1">
+      <w:start w:val="1"/>
+      <w:numFmt w:val="bullet"/>
+      <w:lvlText w:val=""/>
+      <w:lvlJc w:val="left"/>
+      <w:pPr>
+        <w:tabs>
+          <w:tab w:val="num" w:pos="6912"/>
+        </w:tabs>
+        <w:ind w:left="6912" w:hanging="360"/>
+      </w:pPr>
+      <w:rPr>
+        <w:rFonts w:ascii="Wingdings" w:hAnsi="Wingdings" w:hint="default"/>
+        <w:sz w:val="20"/>
+      </w:rPr>
+    </w:lvl>
+    <w:lvl w:ilvl="8" w:tentative="1">
+      <w:start w:val="1"/>
+      <w:numFmt w:val="bullet"/>
+      <w:lvlText w:val=""/>
+      <w:lvlJc w:val="left"/>
+      <w:pPr>
+        <w:tabs>
+          <w:tab w:val="num" w:pos="7632"/>
+        </w:tabs>
+        <w:ind w:left="7632" w:hanging="360"/>
+      </w:pPr>
+      <w:rPr>
+        <w:rFonts w:ascii="Wingdings" w:hAnsi="Wingdings" w:hint="default"/>
+        <w:sz w:val="20"/>
+      </w:rPr>
+    </w:lvl>
+  </w:abstractNum>
+  <w:abstractNum w:abstractNumId="7" w15:restartNumberingAfterBreak="0">
+    <w:nsid w:val="2A941825"/>
+    <w:multiLevelType w:val="multilevel"/>
+    <w:tmpl w:val="018CBBF2"/>
+    <w:lvl w:ilvl="0">
+      <w:start w:val="1"/>
+      <w:numFmt w:val="bullet"/>
+      <w:lvlText w:val=""/>
+      <w:lvlJc w:val="left"/>
+      <w:pPr>
+        <w:tabs>
+          <w:tab w:val="num" w:pos="720"/>
+        </w:tabs>
+        <w:ind w:left="720" w:hanging="360"/>
+      </w:pPr>
+      <w:rPr>
+        <w:rFonts w:ascii="Symbol" w:hAnsi="Symbol" w:hint="default"/>
+        <w:sz w:val="20"/>
+      </w:rPr>
+    </w:lvl>
+    <w:lvl w:ilvl="1" w:tentative="1">
       <w:start w:val="1"/>
       <w:numFmt w:val="bullet"/>
       <w:lvlText w:val="o"/>
       <w:lvlJc w:val="left"/>
       <w:pPr>
         <w:tabs>
-          <w:tab w:val="num" w:pos="2592"/>
-        </w:tabs>
-        <w:ind w:left="2592" w:hanging="360"/>
+          <w:tab w:val="num" w:pos="1440"/>
+        </w:tabs>
+        <w:ind w:left="1440" w:hanging="360"/>
       </w:pPr>
       <w:rPr>
         <w:rFonts w:ascii="Courier New" w:hAnsi="Courier New" w:hint="default"/>
@@ -3089,9 +3810,9 @@
       <w:lvlJc w:val="left"/>
       <w:pPr>
         <w:tabs>
-          <w:tab w:val="num" w:pos="3312"/>
-        </w:tabs>
-        <w:ind w:left="3312" w:hanging="360"/>
+          <w:tab w:val="num" w:pos="2160"/>
+        </w:tabs>
+        <w:ind w:left="2160" w:hanging="360"/>
       </w:pPr>
       <w:rPr>
         <w:rFonts w:ascii="Wingdings" w:hAnsi="Wingdings" w:hint="default"/>
@@ -3105,9 +3826,9 @@
       <w:lvlJc w:val="left"/>
       <w:pPr>
         <w:tabs>
-          <w:tab w:val="num" w:pos="4032"/>
-        </w:tabs>
-        <w:ind w:left="4032" w:hanging="360"/>
+          <w:tab w:val="num" w:pos="2880"/>
+        </w:tabs>
+        <w:ind w:left="2880" w:hanging="360"/>
       </w:pPr>
       <w:rPr>
         <w:rFonts w:ascii="Wingdings" w:hAnsi="Wingdings" w:hint="default"/>
@@ -3121,9 +3842,9 @@
       <w:lvlJc w:val="left"/>
       <w:pPr>
         <w:tabs>
-          <w:tab w:val="num" w:pos="4752"/>
-        </w:tabs>
-        <w:ind w:left="4752" w:hanging="360"/>
+          <w:tab w:val="num" w:pos="3600"/>
+        </w:tabs>
+        <w:ind w:left="3600" w:hanging="360"/>
       </w:pPr>
       <w:rPr>
         <w:rFonts w:ascii="Wingdings" w:hAnsi="Wingdings" w:hint="default"/>
@@ -3137,9 +3858,9 @@
       <w:lvlJc w:val="left"/>
       <w:pPr>
         <w:tabs>
-          <w:tab w:val="num" w:pos="5472"/>
-        </w:tabs>
-        <w:ind w:left="5472" w:hanging="360"/>
+          <w:tab w:val="num" w:pos="4320"/>
+        </w:tabs>
+        <w:ind w:left="4320" w:hanging="360"/>
       </w:pPr>
       <w:rPr>
         <w:rFonts w:ascii="Wingdings" w:hAnsi="Wingdings" w:hint="default"/>
@@ -3153,9 +3874,9 @@
       <w:lvlJc w:val="left"/>
       <w:pPr>
         <w:tabs>
-          <w:tab w:val="num" w:pos="6192"/>
-        </w:tabs>
-        <w:ind w:left="6192" w:hanging="360"/>
+          <w:tab w:val="num" w:pos="5040"/>
+        </w:tabs>
+        <w:ind w:left="5040" w:hanging="360"/>
       </w:pPr>
       <w:rPr>
         <w:rFonts w:ascii="Wingdings" w:hAnsi="Wingdings" w:hint="default"/>
@@ -3169,9 +3890,9 @@
       <w:lvlJc w:val="left"/>
       <w:pPr>
         <w:tabs>
-          <w:tab w:val="num" w:pos="6912"/>
-        </w:tabs>
-        <w:ind w:left="6912" w:hanging="360"/>
+          <w:tab w:val="num" w:pos="5760"/>
+        </w:tabs>
+        <w:ind w:left="5760" w:hanging="360"/>
       </w:pPr>
       <w:rPr>
         <w:rFonts w:ascii="Wingdings" w:hAnsi="Wingdings" w:hint="default"/>
@@ -3185,9 +3906,9 @@
       <w:lvlJc w:val="left"/>
       <w:pPr>
         <w:tabs>
-          <w:tab w:val="num" w:pos="7632"/>
-        </w:tabs>
-        <w:ind w:left="7632" w:hanging="360"/>
+          <w:tab w:val="num" w:pos="6480"/>
+        </w:tabs>
+        <w:ind w:left="6480" w:hanging="360"/>
       </w:pPr>
       <w:rPr>
         <w:rFonts w:ascii="Wingdings" w:hAnsi="Wingdings" w:hint="default"/>
@@ -3195,7 +3916,7 @@
       </w:rPr>
     </w:lvl>
   </w:abstractNum>
-  <w:abstractNum w:abstractNumId="4" w15:restartNumberingAfterBreak="0">
+  <w:abstractNum w:abstractNumId="8" w15:restartNumberingAfterBreak="0">
     <w:nsid w:val="49CD77D0"/>
     <w:multiLevelType w:val="multilevel"/>
     <w:tmpl w:val="71FAEBB4"/>
@@ -3344,7 +4065,7 @@
       </w:rPr>
     </w:lvl>
   </w:abstractNum>
-  <w:abstractNum w:abstractNumId="5" w15:restartNumberingAfterBreak="0">
+  <w:abstractNum w:abstractNumId="9" w15:restartNumberingAfterBreak="0">
     <w:nsid w:val="4B04141D"/>
     <w:multiLevelType w:val="multilevel"/>
     <w:tmpl w:val="8640BD4E"/>
@@ -3493,7 +4214,7 @@
       </w:rPr>
     </w:lvl>
   </w:abstractNum>
-  <w:abstractNum w:abstractNumId="6" w15:restartNumberingAfterBreak="0">
+  <w:abstractNum w:abstractNumId="10" w15:restartNumberingAfterBreak="0">
     <w:nsid w:val="51A56BDE"/>
     <w:multiLevelType w:val="multilevel"/>
     <w:tmpl w:val="DBC6D64A"/>
@@ -3642,7 +4363,7 @@
       </w:rPr>
     </w:lvl>
   </w:abstractNum>
-  <w:abstractNum w:abstractNumId="7" w15:restartNumberingAfterBreak="0">
+  <w:abstractNum w:abstractNumId="11" w15:restartNumberingAfterBreak="0">
     <w:nsid w:val="6F7709BD"/>
     <w:multiLevelType w:val="hybridMultilevel"/>
     <w:tmpl w:val="B7969412"/>
@@ -3756,28 +4477,40 @@
     </w:lvl>
   </w:abstractNum>
   <w:num w:numId="1" w16cid:durableId="1739477200">
+    <w:abstractNumId w:val="2"/>
+  </w:num>
+  <w:num w:numId="2" w16cid:durableId="50007595">
+    <w:abstractNumId w:val="6"/>
+  </w:num>
+  <w:num w:numId="3" w16cid:durableId="1709524410">
+    <w:abstractNumId w:val="5"/>
+  </w:num>
+  <w:num w:numId="4" w16cid:durableId="1871870205">
+    <w:abstractNumId w:val="9"/>
+  </w:num>
+  <w:num w:numId="5" w16cid:durableId="1016997868">
+    <w:abstractNumId w:val="10"/>
+  </w:num>
+  <w:num w:numId="6" w16cid:durableId="1940748289">
+    <w:abstractNumId w:val="8"/>
+  </w:num>
+  <w:num w:numId="7" w16cid:durableId="721635502">
+    <w:abstractNumId w:val="11"/>
+  </w:num>
+  <w:num w:numId="8" w16cid:durableId="279998363">
+    <w:abstractNumId w:val="4"/>
+  </w:num>
+  <w:num w:numId="9" w16cid:durableId="433676124">
     <w:abstractNumId w:val="0"/>
   </w:num>
-  <w:num w:numId="2" w16cid:durableId="50007595">
+  <w:num w:numId="10" w16cid:durableId="1567648905">
     <w:abstractNumId w:val="3"/>
   </w:num>
-  <w:num w:numId="3" w16cid:durableId="1709524410">
-    <w:abstractNumId w:val="2"/>
+  <w:num w:numId="11" w16cid:durableId="358239144">
+    <w:abstractNumId w:val="1"/>
   </w:num>
-  <w:num w:numId="4" w16cid:durableId="1871870205">
-    <w:abstractNumId w:val="5"/>
-  </w:num>
-  <w:num w:numId="5" w16cid:durableId="1016997868">
-    <w:abstractNumId w:val="6"/>
-  </w:num>
-  <w:num w:numId="6" w16cid:durableId="1940748289">
-    <w:abstractNumId w:val="4"/>
-  </w:num>
-  <w:num w:numId="7" w16cid:durableId="721635502">
+  <w:num w:numId="12" w16cid:durableId="1520270575">
     <w:abstractNumId w:val="7"/>
-  </w:num>
-  <w:num w:numId="8" w16cid:durableId="279998363">
-    <w:abstractNumId w:val="1"/>
   </w:num>
   <w:numIdMacAtCleanup w:val="3"/>
 </w:numbering>

--- a/Brijesh.docx
+++ b/Brijesh.docx
@@ -112,7 +112,7 @@
           <w14:ligatures w14:val="standardContextual"/>
         </w:rPr>
         <w:drawing>
-          <wp:inline distT="0" distB="0" distL="0" distR="0" wp14:anchorId="207A71A4" wp14:editId="1BB5D18E">
+          <wp:inline distT="0" distB="0" distL="0" distR="0" wp14:anchorId="207A71A4" wp14:editId="393BB6B2">
             <wp:extent cx="90435" cy="90435"/>
             <wp:effectExtent l="0" t="0" r="5080" b="5080"/>
             <wp:docPr id="1035064889" name="Picture 5">
@@ -454,7 +454,7 @@
           <w14:ligatures w14:val="standardContextual"/>
         </w:rPr>
         <w:drawing>
-          <wp:inline distT="0" distB="0" distL="0" distR="0" wp14:anchorId="7BC67A6B" wp14:editId="39AF78B0">
+          <wp:inline distT="0" distB="0" distL="0" distR="0" wp14:anchorId="7BC67A6B" wp14:editId="2EA98AB9">
             <wp:extent cx="90435" cy="90435"/>
             <wp:effectExtent l="0" t="0" r="5080" b="5080"/>
             <wp:docPr id="969812819" name="Picture 5">
@@ -551,7 +551,7 @@
           <w14:ligatures w14:val="standardContextual"/>
         </w:rPr>
         <w:drawing>
-          <wp:inline distT="0" distB="0" distL="0" distR="0" wp14:anchorId="285933A9" wp14:editId="3BDA1DA1">
+          <wp:inline distT="0" distB="0" distL="0" distR="0" wp14:anchorId="285933A9" wp14:editId="44C0AC94">
             <wp:extent cx="90435" cy="90435"/>
             <wp:effectExtent l="0" t="0" r="5080" b="5080"/>
             <wp:docPr id="1426461826" name="Picture 5">
@@ -1500,7 +1500,7 @@
           <w14:ligatures w14:val="standardContextual"/>
         </w:rPr>
         <w:drawing>
-          <wp:inline distT="0" distB="0" distL="0" distR="0" wp14:anchorId="233192DB" wp14:editId="7EEF4294">
+          <wp:inline distT="0" distB="0" distL="0" distR="0" wp14:anchorId="233192DB" wp14:editId="2A8ED651">
             <wp:extent cx="90435" cy="90435"/>
             <wp:effectExtent l="0" t="0" r="5080" b="5080"/>
             <wp:docPr id="656467875" name="Picture 5">
@@ -1683,7 +1683,7 @@
           <w14:ligatures w14:val="standardContextual"/>
         </w:rPr>
         <w:drawing>
-          <wp:inline distT="0" distB="0" distL="0" distR="0" wp14:anchorId="024AFE36" wp14:editId="3957F8C4">
+          <wp:inline distT="0" distB="0" distL="0" distR="0" wp14:anchorId="024AFE36" wp14:editId="6D2B209B">
             <wp:extent cx="90435" cy="90435"/>
             <wp:effectExtent l="0" t="0" r="5080" b="5080"/>
             <wp:docPr id="1436741346" name="Picture 5">
@@ -1868,7 +1868,7 @@
           <w14:ligatures w14:val="standardContextual"/>
         </w:rPr>
         <w:drawing>
-          <wp:inline distT="0" distB="0" distL="0" distR="0" wp14:anchorId="543C7BF5" wp14:editId="53212367">
+          <wp:inline distT="0" distB="0" distL="0" distR="0" wp14:anchorId="543C7BF5" wp14:editId="70BBBC13">
             <wp:extent cx="90435" cy="90435"/>
             <wp:effectExtent l="0" t="0" r="5080" b="5080"/>
             <wp:docPr id="1443235586" name="Picture 5">
@@ -2102,15 +2102,7 @@
           <w:sz w:val="18"/>
           <w:szCs w:val="18"/>
         </w:rPr>
-        <w:t>Python, TensorFlow, Keras,</w:t>
-      </w:r>
-      <w:r>
-        <w:rPr>
-          <w:color w:val="auto"/>
-          <w:sz w:val="18"/>
-          <w:szCs w:val="18"/>
-        </w:rPr>
-        <w:t xml:space="preserve"> </w:t>
+        <w:t xml:space="preserve">Python, TensorFlow, Keras, </w:t>
       </w:r>
       <w:proofErr w:type="spellStart"/>
       <w:r>
@@ -2139,7 +2131,7 @@
           <w:numId w:val="2"/>
         </w:numPr>
         <w:spacing w:after="0" w:line="220" w:lineRule="exact"/>
-        <w:ind w:left="1276" w:firstLine="426"/>
+        <w:ind w:left="1276" w:hanging="142"/>
         <w:rPr>
           <w:color w:val="auto"/>
           <w:sz w:val="18"/>
@@ -2199,7 +2191,7 @@
           <w:numId w:val="2"/>
         </w:numPr>
         <w:spacing w:after="0" w:line="220" w:lineRule="exact"/>
-        <w:ind w:left="1276" w:firstLine="426"/>
+        <w:ind w:left="1276" w:hanging="142"/>
         <w:rPr>
           <w:color w:val="auto"/>
           <w:sz w:val="18"/>
@@ -2223,7 +2215,7 @@
           <w:numId w:val="2"/>
         </w:numPr>
         <w:spacing w:after="0" w:line="220" w:lineRule="exact"/>
-        <w:ind w:left="1276" w:firstLine="426"/>
+        <w:ind w:left="1276" w:hanging="142"/>
         <w:rPr>
           <w:color w:val="auto"/>
           <w:sz w:val="18"/>
@@ -2247,7 +2239,7 @@
           <w:numId w:val="2"/>
         </w:numPr>
         <w:spacing w:after="0" w:line="220" w:lineRule="exact"/>
-        <w:ind w:left="1276" w:firstLine="426"/>
+        <w:ind w:left="1276" w:hanging="142"/>
         <w:rPr>
           <w:color w:val="auto"/>
           <w:sz w:val="18"/>
@@ -2294,7 +2286,7 @@
           <w:numId w:val="2"/>
         </w:numPr>
         <w:spacing w:after="0" w:line="220" w:lineRule="exact"/>
-        <w:ind w:left="1276" w:firstLine="426"/>
+        <w:ind w:left="1276" w:hanging="142"/>
         <w:rPr>
           <w:color w:val="auto"/>
           <w:sz w:val="18"/>
@@ -2318,7 +2310,7 @@
           <w:numId w:val="2"/>
         </w:numPr>
         <w:spacing w:after="0" w:line="220" w:lineRule="exact"/>
-        <w:ind w:left="1276" w:firstLine="426"/>
+        <w:ind w:left="1276" w:hanging="142"/>
         <w:rPr>
           <w:color w:val="auto"/>
           <w:sz w:val="18"/>
@@ -2342,7 +2334,7 @@
           <w:numId w:val="2"/>
         </w:numPr>
         <w:spacing w:after="0" w:line="220" w:lineRule="exact"/>
-        <w:ind w:left="1276" w:firstLine="426"/>
+        <w:ind w:left="1276" w:hanging="142"/>
         <w:rPr>
           <w:color w:val="auto"/>
           <w:sz w:val="18"/>
@@ -2376,7 +2368,7 @@
           <w:numId w:val="2"/>
         </w:numPr>
         <w:spacing w:after="0" w:line="220" w:lineRule="exact"/>
-        <w:ind w:left="1276" w:firstLine="426"/>
+        <w:ind w:left="1276" w:hanging="142"/>
         <w:rPr>
           <w:color w:val="auto"/>
           <w:sz w:val="18"/>
@@ -2400,7 +2392,7 @@
           <w:numId w:val="2"/>
         </w:numPr>
         <w:spacing w:after="0" w:line="220" w:lineRule="exact"/>
-        <w:ind w:left="1276" w:firstLine="426"/>
+        <w:ind w:left="1276" w:hanging="142"/>
         <w:rPr>
           <w:color w:val="auto"/>
           <w:sz w:val="18"/>
@@ -2592,7 +2584,7 @@
             <w14:ligatures w14:val="standardContextual"/>
           </w:rPr>
           <w:drawing>
-            <wp:inline distT="0" distB="0" distL="0" distR="0" wp14:anchorId="5B8A4553" wp14:editId="42F52F37">
+            <wp:inline distT="0" distB="0" distL="0" distR="0" wp14:anchorId="5B8A4553" wp14:editId="53514B1F">
               <wp:extent cx="90435" cy="90435"/>
               <wp:effectExtent l="0" t="0" r="5080" b="5080"/>
               <wp:docPr id="1592110006" name="Picture 5">
@@ -2708,7 +2700,7 @@
           <w14:ligatures w14:val="standardContextual"/>
         </w:rPr>
         <w:drawing>
-          <wp:inline distT="0" distB="0" distL="0" distR="0" wp14:anchorId="5971B008" wp14:editId="4C10FE36">
+          <wp:inline distT="0" distB="0" distL="0" distR="0" wp14:anchorId="5971B008" wp14:editId="1B02BE75">
             <wp:extent cx="90435" cy="90435"/>
             <wp:effectExtent l="0" t="0" r="5080" b="5080"/>
             <wp:docPr id="1006010278" name="Picture 5">
@@ -4993,6 +4985,7 @@
   <w:style w:type="character" w:default="1" w:styleId="DefaultParagraphFont">
     <w:name w:val="Default Paragraph Font"/>
     <w:uiPriority w:val="1"/>
+    <w:semiHidden/>
     <w:unhideWhenUsed/>
   </w:style>
   <w:style w:type="table" w:default="1" w:styleId="TableNormal">

--- a/Brijesh.docx
+++ b/Brijesh.docx
@@ -320,27 +320,7 @@
           <w:szCs w:val="18"/>
           <w14:ligatures w14:val="standardContextual"/>
         </w:rPr>
-        <w:t>2</w:t>
-      </w:r>
-      <w:r>
-        <w:rPr>
-          <w:noProof/>
-          <w:color w:val="auto"/>
-          <w:sz w:val="18"/>
-          <w:szCs w:val="18"/>
-          <w14:ligatures w14:val="standardContextual"/>
-        </w:rPr>
-        <w:t>+</w:t>
-      </w:r>
-      <w:r>
-        <w:rPr>
-          <w:noProof/>
-          <w:color w:val="auto"/>
-          <w:sz w:val="18"/>
-          <w:szCs w:val="18"/>
-          <w14:ligatures w14:val="standardContextual"/>
-        </w:rPr>
-        <w:t xml:space="preserve"> years </w:t>
+        <w:t xml:space="preserve">2 years </w:t>
       </w:r>
       <w:r>
         <w:rPr>
@@ -444,47 +424,7 @@
           <w:szCs w:val="18"/>
           <w:lang w:val="en-IN"/>
         </w:rPr>
-        <w:t xml:space="preserve">PEFT, </w:t>
-      </w:r>
-      <w:proofErr w:type="spellStart"/>
-      <w:r>
-        <w:rPr>
-          <w:color w:val="auto"/>
-          <w:sz w:val="18"/>
-          <w:szCs w:val="18"/>
-          <w:lang w:val="en-IN"/>
-        </w:rPr>
-        <w:t>LoRA</w:t>
-      </w:r>
-      <w:proofErr w:type="spellEnd"/>
-      <w:r>
-        <w:rPr>
-          <w:color w:val="auto"/>
-          <w:sz w:val="18"/>
-          <w:szCs w:val="18"/>
-          <w:lang w:val="en-IN"/>
-        </w:rPr>
-        <w:t xml:space="preserve">, </w:t>
-      </w:r>
-      <w:proofErr w:type="spellStart"/>
-      <w:r>
-        <w:rPr>
-          <w:color w:val="auto"/>
-          <w:sz w:val="18"/>
-          <w:szCs w:val="18"/>
-          <w:lang w:val="en-IN"/>
-        </w:rPr>
-        <w:t>QLoRA</w:t>
-      </w:r>
-      <w:proofErr w:type="spellEnd"/>
-      <w:r>
-        <w:rPr>
-          <w:color w:val="auto"/>
-          <w:sz w:val="18"/>
-          <w:szCs w:val="18"/>
-          <w:lang w:val="en-IN"/>
-        </w:rPr>
-        <w:t xml:space="preserve">, Unsloth, Transformers, </w:t>
+        <w:t xml:space="preserve">PEFT, LoRA, QLoRA, Unsloth, Transformers, </w:t>
       </w:r>
       <w:r>
         <w:rPr>
@@ -534,25 +474,14 @@
         </w:rPr>
         <w:t xml:space="preserve">AI Agents &amp; RAG: </w:t>
       </w:r>
-      <w:proofErr w:type="spellStart"/>
-      <w:r>
-        <w:rPr>
-          <w:color w:val="auto"/>
-          <w:sz w:val="18"/>
-          <w:szCs w:val="18"/>
-          <w:lang w:val="en-IN"/>
-        </w:rPr>
-        <w:t>LangGraph</w:t>
-      </w:r>
-      <w:proofErr w:type="spellEnd"/>
-      <w:r>
-        <w:rPr>
-          <w:color w:val="auto"/>
-          <w:sz w:val="18"/>
-          <w:szCs w:val="18"/>
-          <w:lang w:val="en-IN"/>
-        </w:rPr>
-        <w:t>, RAG, Ollama</w:t>
+      <w:r>
+        <w:rPr>
+          <w:color w:val="auto"/>
+          <w:sz w:val="18"/>
+          <w:szCs w:val="18"/>
+          <w:lang w:val="en-IN"/>
+        </w:rPr>
+        <w:t>LangGraph, RAG, Ollama</w:t>
       </w:r>
     </w:p>
     <w:p>
@@ -583,27 +512,7 @@
           <w:szCs w:val="18"/>
           <w:lang w:val="en-IN"/>
         </w:rPr>
-        <w:t xml:space="preserve">Python, TensorFlow, Keras, </w:t>
-      </w:r>
-      <w:proofErr w:type="spellStart"/>
-      <w:r>
-        <w:rPr>
-          <w:color w:val="auto"/>
-          <w:sz w:val="18"/>
-          <w:szCs w:val="18"/>
-          <w:lang w:val="en-IN"/>
-        </w:rPr>
-        <w:t>PyTorch</w:t>
-      </w:r>
-      <w:proofErr w:type="spellEnd"/>
-      <w:r>
-        <w:rPr>
-          <w:color w:val="auto"/>
-          <w:sz w:val="18"/>
-          <w:szCs w:val="18"/>
-          <w:lang w:val="en-IN"/>
-        </w:rPr>
-        <w:t xml:space="preserve">, </w:t>
+        <w:t xml:space="preserve">Python, TensorFlow, Keras, PyTorch, </w:t>
       </w:r>
       <w:r>
         <w:rPr>
@@ -645,45 +554,14 @@
         </w:rPr>
         <w:t xml:space="preserve">Deployment: </w:t>
       </w:r>
-      <w:proofErr w:type="spellStart"/>
-      <w:r>
-        <w:rPr>
-          <w:color w:val="auto"/>
-          <w:sz w:val="18"/>
-          <w:szCs w:val="18"/>
-          <w:lang w:val="en-IN"/>
-        </w:rPr>
-        <w:t>vLLM</w:t>
-      </w:r>
-      <w:proofErr w:type="spellEnd"/>
-      <w:r>
-        <w:rPr>
-          <w:color w:val="auto"/>
-          <w:sz w:val="18"/>
-          <w:szCs w:val="18"/>
-          <w:lang w:val="en-IN"/>
-        </w:rPr>
-        <w:t xml:space="preserve">, llama.cpp, </w:t>
-      </w:r>
-      <w:proofErr w:type="spellStart"/>
-      <w:r>
-        <w:rPr>
-          <w:color w:val="auto"/>
-          <w:sz w:val="18"/>
-          <w:szCs w:val="18"/>
-          <w:lang w:val="en-IN"/>
-        </w:rPr>
-        <w:t>FastAPI</w:t>
-      </w:r>
-      <w:proofErr w:type="spellEnd"/>
-      <w:r>
-        <w:rPr>
-          <w:color w:val="auto"/>
-          <w:sz w:val="18"/>
-          <w:szCs w:val="18"/>
-          <w:lang w:val="en-IN"/>
-        </w:rPr>
-        <w:t>, REST APIs, Docker</w:t>
+      <w:r>
+        <w:rPr>
+          <w:color w:val="auto"/>
+          <w:sz w:val="18"/>
+          <w:szCs w:val="18"/>
+          <w:lang w:val="en-IN"/>
+        </w:rPr>
+        <w:t>vLLM, llama.cpp, FastAPI, REST APIs, Docker</w:t>
       </w:r>
       <w:r>
         <w:rPr>
@@ -930,45 +808,16 @@
           <w:szCs w:val="18"/>
           <w:lang w:val="en-IN"/>
         </w:rPr>
-        <w:t xml:space="preserve">Fine-tuned LLMs using </w:t>
-      </w:r>
-      <w:proofErr w:type="spellStart"/>
-      <w:r>
-        <w:rPr>
-          <w:color w:val="auto"/>
-          <w:sz w:val="18"/>
-          <w:szCs w:val="18"/>
-          <w:lang w:val="en-IN"/>
-        </w:rPr>
-        <w:t>QLoRA</w:t>
-      </w:r>
-      <w:proofErr w:type="spellEnd"/>
-      <w:r>
-        <w:rPr>
-          <w:color w:val="auto"/>
-          <w:sz w:val="18"/>
-          <w:szCs w:val="18"/>
-          <w:lang w:val="en-IN"/>
-        </w:rPr>
-        <w:t>, and Unsloth for legal-domain adaptation</w:t>
-      </w:r>
-      <w:r>
-        <w:rPr>
-          <w:color w:val="auto"/>
-          <w:sz w:val="18"/>
-          <w:szCs w:val="18"/>
-          <w:lang w:val="en-IN"/>
-        </w:rPr>
-        <w:t xml:space="preserve"> </w:t>
-      </w:r>
-      <w:r>
-        <w:rPr>
-          <w:color w:val="auto"/>
-          <w:sz w:val="18"/>
-          <w:szCs w:val="18"/>
-          <w:lang w:val="en-IN"/>
-        </w:rPr>
-        <w:t xml:space="preserve">by tracking the convergence in </w:t>
+        <w:t>Fine-tuned LLMs using QLoRA, and Unsloth for legal-domain adaptation</w:t>
+      </w:r>
+      <w:r>
+        <w:rPr>
+          <w:color w:val="auto"/>
+          <w:sz w:val="18"/>
+          <w:szCs w:val="18"/>
+          <w:lang w:val="en-IN"/>
+        </w:rPr>
+        <w:t xml:space="preserve"> by tracking the convergence in </w:t>
       </w:r>
       <w:r>
         <w:rPr>
@@ -1039,47 +888,7 @@
           <w:szCs w:val="18"/>
           <w:lang w:val="en-IN"/>
         </w:rPr>
-        <w:t xml:space="preserve">Fine-tuned LLMs for </w:t>
-      </w:r>
-      <w:proofErr w:type="spellStart"/>
-      <w:r>
-        <w:rPr>
-          <w:color w:val="auto"/>
-          <w:sz w:val="18"/>
-          <w:szCs w:val="18"/>
-          <w:lang w:val="en-IN"/>
-        </w:rPr>
-        <w:t>Tanglish</w:t>
-      </w:r>
-      <w:proofErr w:type="spellEnd"/>
-      <w:r>
-        <w:rPr>
-          <w:color w:val="auto"/>
-          <w:sz w:val="18"/>
-          <w:szCs w:val="18"/>
-          <w:lang w:val="en-IN"/>
-        </w:rPr>
-        <w:t xml:space="preserve">, Hinglish, </w:t>
-      </w:r>
-      <w:proofErr w:type="spellStart"/>
-      <w:r>
-        <w:rPr>
-          <w:color w:val="auto"/>
-          <w:sz w:val="18"/>
-          <w:szCs w:val="18"/>
-          <w:lang w:val="en-IN"/>
-        </w:rPr>
-        <w:t>Teluglish</w:t>
-      </w:r>
-      <w:proofErr w:type="spellEnd"/>
-      <w:r>
-        <w:rPr>
-          <w:color w:val="auto"/>
-          <w:sz w:val="18"/>
-          <w:szCs w:val="18"/>
-          <w:lang w:val="en-IN"/>
-        </w:rPr>
-        <w:t>, and Manglish conversations.</w:t>
+        <w:t>Fine-tuned LLMs for Tanglish, Hinglish, Teluglish, and Manglish conversations.</w:t>
       </w:r>
     </w:p>
     <w:p>
@@ -1104,27 +913,7 @@
           <w:szCs w:val="18"/>
           <w:lang w:val="en-IN"/>
         </w:rPr>
-        <w:t xml:space="preserve">Deployed optimized multilingual models using </w:t>
-      </w:r>
-      <w:proofErr w:type="spellStart"/>
-      <w:r>
-        <w:rPr>
-          <w:color w:val="auto"/>
-          <w:sz w:val="18"/>
-          <w:szCs w:val="18"/>
-          <w:lang w:val="en-IN"/>
-        </w:rPr>
-        <w:t>vLLM</w:t>
-      </w:r>
-      <w:proofErr w:type="spellEnd"/>
-      <w:r>
-        <w:rPr>
-          <w:color w:val="auto"/>
-          <w:sz w:val="18"/>
-          <w:szCs w:val="18"/>
-          <w:lang w:val="en-IN"/>
-        </w:rPr>
-        <w:t xml:space="preserve"> for scalable, low-latency inference.</w:t>
+        <w:t>Deployed optimized multilingual models using vLLM for scalable, low-latency inference.</w:t>
       </w:r>
     </w:p>
     <w:p>
@@ -1197,25 +986,14 @@
           <w:lang w:val="en-IN"/>
         </w:rPr>
       </w:pPr>
-      <w:proofErr w:type="spellStart"/>
-      <w:r>
-        <w:rPr>
-          <w:color w:val="auto"/>
-          <w:sz w:val="18"/>
-          <w:szCs w:val="18"/>
-          <w:lang w:val="en-IN"/>
-        </w:rPr>
-        <w:t>Analyzed</w:t>
-      </w:r>
-      <w:proofErr w:type="spellEnd"/>
-      <w:r>
-        <w:rPr>
-          <w:color w:val="auto"/>
-          <w:sz w:val="18"/>
-          <w:szCs w:val="18"/>
-          <w:lang w:val="en-IN"/>
-        </w:rPr>
-        <w:t xml:space="preserve"> behavioral patterns to generate context-aware, meaningful customer responses.</w:t>
+      <w:r>
+        <w:rPr>
+          <w:color w:val="auto"/>
+          <w:sz w:val="18"/>
+          <w:szCs w:val="18"/>
+          <w:lang w:val="en-IN"/>
+        </w:rPr>
+        <w:t>Analyzed behavioral patterns to generate context-aware, meaningful customer responses.</w:t>
       </w:r>
     </w:p>
     <w:p>
@@ -1933,47 +1711,7 @@
           <w:szCs w:val="18"/>
           <w:lang w:val="en-IN"/>
         </w:rPr>
-        <w:t xml:space="preserve">Fine-tuned LLMs with </w:t>
-      </w:r>
-      <w:proofErr w:type="spellStart"/>
-      <w:r>
-        <w:rPr>
-          <w:color w:val="auto"/>
-          <w:sz w:val="18"/>
-          <w:szCs w:val="18"/>
-          <w:lang w:val="en-IN"/>
-        </w:rPr>
-        <w:t>LoRA</w:t>
-      </w:r>
-      <w:proofErr w:type="spellEnd"/>
-      <w:r>
-        <w:rPr>
-          <w:color w:val="auto"/>
-          <w:sz w:val="18"/>
-          <w:szCs w:val="18"/>
-          <w:lang w:val="en-IN"/>
-        </w:rPr>
-        <w:t>/</w:t>
-      </w:r>
-      <w:proofErr w:type="spellStart"/>
-      <w:r>
-        <w:rPr>
-          <w:color w:val="auto"/>
-          <w:sz w:val="18"/>
-          <w:szCs w:val="18"/>
-          <w:lang w:val="en-IN"/>
-        </w:rPr>
-        <w:t>QLoRA</w:t>
-      </w:r>
-      <w:proofErr w:type="spellEnd"/>
-      <w:r>
-        <w:rPr>
-          <w:color w:val="auto"/>
-          <w:sz w:val="18"/>
-          <w:szCs w:val="18"/>
-          <w:lang w:val="en-IN"/>
-        </w:rPr>
-        <w:t>, quantized to GGUF, and deployed via llama.cpp.</w:t>
+        <w:t>Fine-tuned LLMs with LoRA/QLoRA, quantized to GGUF, and deployed via llama.cpp.</w:t>
       </w:r>
     </w:p>
     <w:p>
